--- a/webapp/pdf/Protocolo_Recibo.docx
+++ b/webapp/pdf/Protocolo_Recibo.docx
@@ -1,10 +1,10 @@
 
 <file path=word/document.xml><?xml version="1.0" encoding="utf-8"?>
-<w:document xmlns:mc="http://schemas.openxmlformats.org/markup-compatibility/2006" xmlns:ve="http://schemas.openxmlformats.org/markup-compatibility/2006" xmlns:o="urn:schemas-microsoft-com:office:office" xmlns:r="http://schemas.openxmlformats.org/officeDocument/2006/relationships" xmlns:m="http://schemas.openxmlformats.org/officeDocument/2006/math" xmlns:v="urn:schemas-microsoft-com:vml" xmlns:wp="http://schemas.openxmlformats.org/drawingml/2006/wordprocessingDrawing" xmlns:w10="urn:schemas-microsoft-com:office:word" xmlns:w="http://schemas.openxmlformats.org/wordprocessingml/2006/main" xmlns:wne="http://schemas.microsoft.com/office/word/2006/wordml" xmlns:a="http://schemas.openxmlformats.org/drawingml/2006/main" xmlns:pic="http://schemas.openxmlformats.org/drawingml/2006/picture" xmlns:wpg="http://schemas.microsoft.com/office/word/2010/wordprocessingGroup" xmlns:wps="http://schemas.microsoft.com/office/word/2010/wordprocessingShape" xmlns:w14="http://schemas.microsoft.com/office/word/2010/wordml" mc:Ignorable="w14" xml:space="preserve">
+<w:document xmlns:wpc="http://schemas.microsoft.com/office/word/2010/wordprocessingCanvas" xmlns:cx="http://schemas.microsoft.com/office/drawing/2014/chartex" xmlns:cx1="http://schemas.microsoft.com/office/drawing/2015/9/8/chartex" xmlns:cx2="http://schemas.microsoft.com/office/drawing/2015/10/21/chartex" xmlns:cx3="http://schemas.microsoft.com/office/drawing/2016/5/9/chartex" xmlns:cx4="http://schemas.microsoft.com/office/drawing/2016/5/10/chartex" xmlns:cx5="http://schemas.microsoft.com/office/drawing/2016/5/11/chartex" xmlns:cx6="http://schemas.microsoft.com/office/drawing/2016/5/12/chartex" xmlns:cx7="http://schemas.microsoft.com/office/drawing/2016/5/13/chartex" xmlns:cx8="http://schemas.microsoft.com/office/drawing/2016/5/14/chartex" xmlns:mc="http://schemas.openxmlformats.org/markup-compatibility/2006" xmlns:aink="http://schemas.microsoft.com/office/drawing/2016/ink" xmlns:am3d="http://schemas.microsoft.com/office/drawing/2017/model3d" xmlns:o="urn:schemas-microsoft-com:office:office" xmlns:r="http://schemas.openxmlformats.org/officeDocument/2006/relationships" xmlns:m="http://schemas.openxmlformats.org/officeDocument/2006/math" xmlns:v="urn:schemas-microsoft-com:vml" xmlns:wp14="http://schemas.microsoft.com/office/word/2010/wordprocessingDrawing" xmlns:wp="http://schemas.openxmlformats.org/drawingml/2006/wordprocessingDrawing" xmlns:w10="urn:schemas-microsoft-com:office:word" xmlns:w="http://schemas.openxmlformats.org/wordprocessingml/2006/main" xmlns:w14="http://schemas.microsoft.com/office/word/2010/wordml" xmlns:w15="http://schemas.microsoft.com/office/word/2012/wordml" xmlns:w16cex="http://schemas.microsoft.com/office/word/2018/wordml/cex" xmlns:w16cid="http://schemas.microsoft.com/office/word/2016/wordml/cid" xmlns:w16="http://schemas.microsoft.com/office/word/2018/wordml" xmlns:w16sdtdh="http://schemas.microsoft.com/office/word/2020/wordml/sdtdatahash" xmlns:w16se="http://schemas.microsoft.com/office/word/2015/wordml/symex" xmlns:wpg="http://schemas.microsoft.com/office/word/2010/wordprocessingGroup" xmlns:wpi="http://schemas.microsoft.com/office/word/2010/wordprocessingInk" xmlns:wne="http://schemas.microsoft.com/office/word/2006/wordml" xmlns:wps="http://schemas.microsoft.com/office/word/2010/wordprocessingShape" mc:Ignorable="w14 w15 w16se w16cid w16 w16cex w16sdtdh wp14">
   <w:body>
     <w:p>
       <w:pPr>
-        <w:pStyle w:val="BodyText"/>
+        <w:pStyle w:val="Textoindependiente"/>
         <w:spacing w:before="5"/>
         <w:rPr>
           <w:rFonts w:ascii="Times New Roman"/>
@@ -14,8 +14,8 @@
     </w:p>
     <w:tbl>
       <w:tblPr>
+        <w:tblStyle w:val="TableNormal"/>
         <w:tblW w:w="0" w:type="auto"/>
-        <w:jc w:val="left"/>
         <w:tblInd w:w="152" w:type="dxa"/>
         <w:tblBorders>
           <w:top w:val="single" w:sz="4" w:space="0" w:color="000000"/>
@@ -26,13 +26,7 @@
           <w:insideV w:val="single" w:sz="4" w:space="0" w:color="000000"/>
         </w:tblBorders>
         <w:tblLayout w:type="fixed"/>
-        <w:tblCellMar>
-          <w:top w:w="0" w:type="dxa"/>
-          <w:left w:w="0" w:type="dxa"/>
-          <w:bottom w:w="0" w:type="dxa"/>
-          <w:right w:w="0" w:type="dxa"/>
-        </w:tblCellMar>
-        <w:tblLook w:val="01E0"/>
+        <w:tblLook w:val="01E0" w:firstRow="1" w:lastRow="1" w:firstColumn="1" w:lastColumn="1" w:noHBand="0" w:noVBand="0"/>
       </w:tblPr>
       <w:tblGrid>
         <w:gridCol w:w="1985"/>
@@ -41,7 +35,7 @@
       </w:tblGrid>
       <w:tr>
         <w:trPr>
-          <w:trHeight w:val="1125" w:hRule="atLeast"/>
+          <w:trHeight w:val="1125"/>
         </w:trPr>
         <w:tc>
           <w:tcPr>
@@ -70,27 +64,30 @@
             <w:r>
               <w:rPr>
                 <w:rFonts w:ascii="Times New Roman"/>
+                <w:noProof/>
                 <w:sz w:val="20"/>
               </w:rPr>
               <mc:AlternateContent>
-                <mc:Choice Requires="wps">
+                <mc:Choice Requires="wpg">
                   <w:drawing>
-                    <wp:inline distT="0" distB="0" distL="0" distR="0">
+                    <wp:inline distT="0" distB="0" distL="0" distR="0" wp14:anchorId="126A731D" wp14:editId="18CEDC28">
                       <wp:extent cx="266700" cy="495300"/>
                       <wp:effectExtent l="0" t="0" r="0" b="0"/>
                       <wp:docPr id="2" name="Group 2"/>
                       <wp:cNvGraphicFramePr>
-                        <a:graphicFrameLocks/>
+                        <a:graphicFrameLocks xmlns:a="http://schemas.openxmlformats.org/drawingml/2006/main"/>
                       </wp:cNvGraphicFramePr>
-                      <a:graphic>
+                      <a:graphic xmlns:a="http://schemas.openxmlformats.org/drawingml/2006/main">
                         <a:graphicData uri="http://schemas.microsoft.com/office/word/2010/wordprocessingGroup">
                           <wpg:wgp>
-                            <wpg:cNvPr id="2" name="Group 2"/>
-                            <wpg:cNvGrpSpPr/>
+                            <wpg:cNvGrpSpPr>
+                              <a:grpSpLocks/>
+                            </wpg:cNvGrpSpPr>
                             <wpg:grpSpPr>
                               <a:xfrm>
                                 <a:off x="0" y="0"/>
                                 <a:ext cx="266700" cy="495300"/>
+                                <a:chOff x="0" y="0"/>
                                 <a:chExt cx="266700" cy="495300"/>
                               </a:xfrm>
                             </wpg:grpSpPr>
@@ -218,15 +215,14 @@
                 </mc:Choice>
                 <mc:Fallback>
                   <w:pict>
-                    <v:group style="width:21pt;height:39pt;mso-position-horizontal-relative:char;mso-position-vertical-relative:line" id="docshapegroup2" coordorigin="0,0" coordsize="420,780">
-                      <v:shape style="position:absolute;left:0;top:389;width:420;height:390" id="docshape3" coordorigin="0,390" coordsize="420,390" path="m230,390l0,520,0,780,398,560,414,543,420,522,414,500,398,484,230,390xe" filled="true" fillcolor="#f4791f" stroked="false">
+                    <v:group w14:anchorId="72E689D5" id="Group 2" o:spid="_x0000_s1026" style="width:21pt;height:39pt;mso-position-horizontal-relative:char;mso-position-vertical-relative:line" coordsize="266700,495300" o:gfxdata="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">
+                      <v:shape id="Graphic 3" o:spid="_x0000_s1027" style="position:absolute;top:247522;width:266700;height:247650;visibility:visible;mso-wrap-style:square;v-text-anchor:top" coordsize="266700,247650" o:gfxdata="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" path="m146176,l,82676,,247650,252603,107823,263016,97408r3556,-13588l263144,70103,252729,59562,146176,xe" fillcolor="#f4791f" stroked="f">
                         <v:path arrowok="t"/>
-                        <v:fill type="solid"/>
                       </v:shape>
-                      <v:shape style="position:absolute;left:0;top:0;width:420;height:390" id="docshape4" coordorigin="0,0" coordsize="420,390" path="m0,0l0,260,230,390,398,296,414,280,420,258,414,236,398,220,0,0xe" filled="true" fillcolor="#007bc5" stroked="false">
+                      <v:shape id="Graphic 4" o:spid="_x0000_s1028" style="position:absolute;width:266700;height:247650;visibility:visible;mso-wrap-style:square;v-text-anchor:top" coordsize="266700,247650" o:gfxdata="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" path="m,l,164973r146176,82550l252729,187959r10415,-10413l266572,163829r-3556,-13715l252603,139700,,xe" fillcolor="#007bc5" stroked="f">
                         <v:path arrowok="t"/>
-                        <v:fill type="solid"/>
                       </v:shape>
+                      <w10:anchorlock/>
                     </v:group>
                   </w:pict>
                 </mc:Fallback>
@@ -235,47 +231,44 @@
             <w:r>
               <w:rPr>
                 <w:rFonts w:ascii="Times New Roman"/>
+                <w:spacing w:val="77"/>
                 <w:sz w:val="20"/>
               </w:rPr>
+              <w:t xml:space="preserve"> </w:t>
             </w:r>
             <w:r>
               <w:rPr>
                 <w:rFonts w:ascii="Times New Roman"/>
-                <w:spacing w:val="77"/>
-                <w:sz w:val="20"/>
-              </w:rPr>
-              <w:t> </w:t>
-            </w:r>
-            <w:r>
-              <w:rPr>
-                <w:rFonts w:ascii="Times New Roman"/>
+                <w:noProof/>
                 <w:spacing w:val="77"/>
                 <w:position w:val="21"/>
                 <w:sz w:val="20"/>
               </w:rPr>
               <mc:AlternateContent>
-                <mc:Choice Requires="wps">
+                <mc:Choice Requires="wpg">
                   <w:drawing>
-                    <wp:inline distT="0" distB="0" distL="0" distR="0">
+                    <wp:inline distT="0" distB="0" distL="0" distR="0" wp14:anchorId="52E09BFC" wp14:editId="0DCCE7E5">
                       <wp:extent cx="604520" cy="238125"/>
                       <wp:effectExtent l="0" t="0" r="0" b="0"/>
                       <wp:docPr id="5" name="Group 5"/>
                       <wp:cNvGraphicFramePr>
-                        <a:graphicFrameLocks/>
+                        <a:graphicFrameLocks xmlns:a="http://schemas.openxmlformats.org/drawingml/2006/main"/>
                       </wp:cNvGraphicFramePr>
-                      <a:graphic>
+                      <a:graphic xmlns:a="http://schemas.openxmlformats.org/drawingml/2006/main">
                         <a:graphicData uri="http://schemas.microsoft.com/office/word/2010/wordprocessingGroup">
                           <wpg:wgp>
-                            <wpg:cNvPr id="5" name="Group 5"/>
-                            <wpg:cNvGrpSpPr/>
+                            <wpg:cNvGrpSpPr>
+                              <a:grpSpLocks/>
+                            </wpg:cNvGrpSpPr>
                             <wpg:grpSpPr>
                               <a:xfrm>
                                 <a:off x="0" y="0"/>
                                 <a:ext cx="604520" cy="238125"/>
+                                <a:chOff x="0" y="0"/>
                                 <a:chExt cx="604520" cy="238125"/>
                               </a:xfrm>
                             </wpg:grpSpPr>
-                            <pic:pic>
+                            <pic:pic xmlns:pic="http://schemas.openxmlformats.org/drawingml/2006/picture">
                               <pic:nvPicPr>
                                 <pic:cNvPr id="6" name="Image 6"/>
                                 <pic:cNvPicPr/>
@@ -296,7 +289,7 @@
                                 </a:prstGeom>
                               </pic:spPr>
                             </pic:pic>
-                            <pic:pic>
+                            <pic:pic xmlns:pic="http://schemas.openxmlformats.org/drawingml/2006/picture">
                               <pic:nvPicPr>
                                 <pic:cNvPr id="7" name="Image 7"/>
                                 <pic:cNvPicPr/>
@@ -317,7 +310,7 @@
                                 </a:prstGeom>
                               </pic:spPr>
                             </pic:pic>
-                            <pic:pic>
+                            <pic:pic xmlns:pic="http://schemas.openxmlformats.org/drawingml/2006/picture">
                               <pic:nvPicPr>
                                 <pic:cNvPr id="8" name="Image 8"/>
                                 <pic:cNvPicPr/>
@@ -346,28 +339,40 @@
                 </mc:Choice>
                 <mc:Fallback>
                   <w:pict>
-                    <v:group style="width:47.6pt;height:18.75pt;mso-position-horizontal-relative:char;mso-position-vertical-relative:line" id="docshapegroup5" coordorigin="0,0" coordsize="952,375">
-                      <v:shape style="position:absolute;left:723;top:0;width:229;height:374" type="#_x0000_t75" id="docshape6" stroked="false">
-                        <v:imagedata r:id="rId6" o:title=""/>
+                    <v:group w14:anchorId="62B81222" id="Group 5" o:spid="_x0000_s1026" style="width:47.6pt;height:18.75pt;mso-position-horizontal-relative:char;mso-position-vertical-relative:line" coordsize="6045,2381" o:gfxdata="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">
+                      <v:shapetype id="_x0000_t75" coordsize="21600,21600" o:spt="75" o:preferrelative="t" path="m@4@5l@4@11@9@11@9@5xe" filled="f" stroked="f">
+                        <v:stroke joinstyle="miter"/>
+                        <v:formulas>
+                          <v:f eqn="if lineDrawn pixelLineWidth 0"/>
+                          <v:f eqn="sum @0 1 0"/>
+                          <v:f eqn="sum 0 0 @1"/>
+                          <v:f eqn="prod @2 1 2"/>
+                          <v:f eqn="prod @3 21600 pixelWidth"/>
+                          <v:f eqn="prod @3 21600 pixelHeight"/>
+                          <v:f eqn="sum @0 0 1"/>
+                          <v:f eqn="prod @6 1 2"/>
+                          <v:f eqn="prod @7 21600 pixelWidth"/>
+                          <v:f eqn="sum @8 21600 0"/>
+                          <v:f eqn="prod @7 21600 pixelHeight"/>
+                          <v:f eqn="sum @10 21600 0"/>
+                        </v:formulas>
+                        <v:path o:extrusionok="f" gradientshapeok="t" o:connecttype="rect"/>
+                        <o:lock v:ext="edit" aspectratio="t"/>
+                      </v:shapetype>
+                      <v:shape id="Image 6" o:spid="_x0000_s1027" type="#_x0000_t75" style="position:absolute;left:4591;top:2;width:1453;height:2374;visibility:visible;mso-wrap-style:square" o:gfxdata="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">
+                        <v:imagedata r:id="rId9" o:title=""/>
                       </v:shape>
-                      <v:shape style="position:absolute;left:0;top:6;width:200;height:362" type="#_x0000_t75" id="docshape7" stroked="false">
-                        <v:imagedata r:id="rId7" o:title=""/>
+                      <v:shape id="Image 7" o:spid="_x0000_s1028" type="#_x0000_t75" style="position:absolute;top:39;width:1267;height:2297;visibility:visible;mso-wrap-style:square" o:gfxdata="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">
+                        <v:imagedata r:id="rId10" o:title=""/>
                       </v:shape>
-                      <v:shape style="position:absolute;left:227;top:0;width:477;height:374" type="#_x0000_t75" id="docshape8" stroked="false">
-                        <v:imagedata r:id="rId8" o:title=""/>
+                      <v:shape id="Image 8" o:spid="_x0000_s1029" type="#_x0000_t75" style="position:absolute;left:1445;width:3029;height:2374;visibility:visible;mso-wrap-style:square" o:gfxdata="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">
+                        <v:imagedata r:id="rId11" o:title=""/>
                       </v:shape>
+                      <w10:anchorlock/>
                     </v:group>
                   </w:pict>
                 </mc:Fallback>
               </mc:AlternateContent>
-            </w:r>
-            <w:r>
-              <w:rPr>
-                <w:rFonts w:ascii="Times New Roman"/>
-                <w:spacing w:val="77"/>
-                <w:position w:val="21"/>
-                <w:sz w:val="20"/>
-              </w:rPr>
             </w:r>
           </w:p>
         </w:tc>
@@ -407,7 +412,7 @@
                 <w:spacing w:val="-7"/>
                 <w:sz w:val="28"/>
               </w:rPr>
-              <w:t> </w:t>
+              <w:t xml:space="preserve"> </w:t>
             </w:r>
             <w:r>
               <w:rPr>
@@ -422,7 +427,7 @@
                 <w:spacing w:val="-4"/>
                 <w:sz w:val="28"/>
               </w:rPr>
-              <w:t> </w:t>
+              <w:t xml:space="preserve"> </w:t>
             </w:r>
             <w:r>
               <w:rPr>
@@ -461,7 +466,7 @@
                 <w:spacing w:val="-12"/>
                 <w:sz w:val="20"/>
               </w:rPr>
-              <w:t> </w:t>
+              <w:t xml:space="preserve"> </w:t>
             </w:r>
             <w:r>
               <w:rPr>
@@ -476,7 +481,7 @@
                 <w:spacing w:val="40"/>
                 <w:sz w:val="20"/>
               </w:rPr>
-              <w:t> </w:t>
+              <w:t xml:space="preserve"> </w:t>
             </w:r>
             <w:r>
               <w:rPr>
@@ -509,7 +514,7 @@
                 <w:spacing w:val="-8"/>
                 <w:sz w:val="20"/>
               </w:rPr>
-              <w:t> </w:t>
+              <w:t xml:space="preserve"> </w:t>
             </w:r>
             <w:r>
               <w:rPr>
@@ -517,7 +522,25 @@
                 <w:spacing w:val="-2"/>
                 <w:sz w:val="20"/>
               </w:rPr>
-              <w:t>19/Sep/2024</w:t>
+              <w:t>19/</w:t>
+            </w:r>
+            <w:proofErr w:type="spellStart"/>
+            <w:r>
+              <w:rPr>
+                <w:b/>
+                <w:spacing w:val="-2"/>
+                <w:sz w:val="20"/>
+              </w:rPr>
+              <w:t>Sep</w:t>
+            </w:r>
+            <w:proofErr w:type="spellEnd"/>
+            <w:r>
+              <w:rPr>
+                <w:b/>
+                <w:spacing w:val="-2"/>
+                <w:sz w:val="20"/>
+              </w:rPr>
+              <w:t>/2024</w:t>
             </w:r>
           </w:p>
         </w:tc>
@@ -525,7 +548,7 @@
     </w:tbl>
     <w:p>
       <w:pPr>
-        <w:pStyle w:val="BodyText"/>
+        <w:pStyle w:val="Textoindependiente"/>
         <w:rPr>
           <w:rFonts w:ascii="Times New Roman"/>
           <w:sz w:val="28"/>
@@ -534,7 +557,7 @@
     </w:p>
     <w:p>
       <w:pPr>
-        <w:pStyle w:val="BodyText"/>
+        <w:pStyle w:val="Textoindependiente"/>
         <w:rPr>
           <w:rFonts w:ascii="Times New Roman"/>
           <w:sz w:val="28"/>
@@ -543,7 +566,7 @@
     </w:p>
     <w:p>
       <w:pPr>
-        <w:pStyle w:val="BodyText"/>
+        <w:pStyle w:val="Textoindependiente"/>
         <w:spacing w:before="80"/>
         <w:rPr>
           <w:rFonts w:ascii="Times New Roman"/>
@@ -553,27 +576,25 @@
     </w:p>
     <w:p>
       <w:pPr>
-        <w:pStyle w:val="Title"/>
+        <w:pStyle w:val="Ttulo"/>
       </w:pPr>
       <w:r>
-        <w:rPr/>
         <w:t>PROTOCOLO</w:t>
       </w:r>
       <w:r>
         <w:rPr>
           <w:spacing w:val="28"/>
         </w:rPr>
-        <w:t> </w:t>
-      </w:r>
-      <w:r>
-        <w:rPr/>
+        <w:t xml:space="preserve"> </w:t>
+      </w:r>
+      <w:r>
         <w:t>DE</w:t>
       </w:r>
       <w:r>
         <w:rPr>
           <w:spacing w:val="29"/>
         </w:rPr>
-        <w:t> </w:t>
+        <w:t xml:space="preserve"> </w:t>
       </w:r>
       <w:r>
         <w:rPr>
@@ -584,7 +605,7 @@
     </w:p>
     <w:p>
       <w:pPr>
-        <w:pStyle w:val="BodyText"/>
+        <w:pStyle w:val="Textoindependiente"/>
         <w:rPr>
           <w:rFonts w:ascii="Arial"/>
           <w:b/>
@@ -594,7 +615,7 @@
     </w:p>
     <w:p>
       <w:pPr>
-        <w:pStyle w:val="BodyText"/>
+        <w:pStyle w:val="Textoindependiente"/>
         <w:rPr>
           <w:rFonts w:ascii="Arial"/>
           <w:b/>
@@ -604,7 +625,7 @@
     </w:p>
     <w:p>
       <w:pPr>
-        <w:pStyle w:val="BodyText"/>
+        <w:pStyle w:val="Textoindependiente"/>
         <w:spacing w:before="26"/>
         <w:rPr>
           <w:rFonts w:ascii="Arial"/>
@@ -615,10 +636,10 @@
     </w:p>
     <w:p>
       <w:pPr>
-        <w:pStyle w:val="BodyText"/>
+        <w:pStyle w:val="Textoindependiente"/>
         <w:tabs>
-          <w:tab w:pos="4469" w:val="left" w:leader="none"/>
-          <w:tab w:pos="6411" w:val="left" w:leader="none"/>
+          <w:tab w:val="left" w:pos="4469"/>
+          <w:tab w:val="left" w:pos="6411"/>
         </w:tabs>
         <w:spacing w:line="372" w:lineRule="auto"/>
         <w:ind w:left="199" w:right="412"/>
@@ -628,312 +649,299 @@
         <w:rPr>
           <w:spacing w:val="-4"/>
         </w:rPr>
-        <w:t>Yo,</w:t>
-      </w:r>
-      <w:r>
-        <w:rPr>
-          <w:u w:val="single"/>
-        </w:rPr>
-        <w:tab/>
-        <w:tab/>
-      </w:r>
-      <w:r>
-        <w:rPr/>
+        <w:t>Yo</w:t>
+      </w:r>
+      <w:r>
+        <w:rPr>
+          <w:spacing w:val="-4"/>
+        </w:rPr>
+        <w:t xml:space="preserve">, </w:t>
+      </w:r>
+      <w:r>
+        <w:rPr>
+          <w:rFonts w:eastAsia="Calibri" w:cs="Calibri"/>
+        </w:rPr>
+        <w:t xml:space="preserve">[[Nombre]] </w:t>
+      </w:r>
+      <w:r>
         <w:t>identificado con documento de</w:t>
       </w:r>
       <w:r>
         <w:rPr>
           <w:spacing w:val="40"/>
         </w:rPr>
-        <w:t> </w:t>
-      </w:r>
-      <w:r>
-        <w:rPr/>
+        <w:t xml:space="preserve"> </w:t>
+      </w:r>
+      <w:r>
         <w:t>identidad</w:t>
       </w:r>
       <w:r>
         <w:rPr>
           <w:spacing w:val="40"/>
         </w:rPr>
-        <w:t> </w:t>
-      </w:r>
-      <w:r>
-        <w:rPr/>
+        <w:t xml:space="preserve"> </w:t>
+      </w:r>
+      <w:proofErr w:type="spellStart"/>
+      <w:r>
         <w:t>Nº</w:t>
       </w:r>
-      <w:r>
-        <w:rPr>
-          <w:u w:val="single"/>
-        </w:rPr>
-        <w:tab/>
-      </w:r>
-      <w:r>
-        <w:rPr/>
+      <w:proofErr w:type="spellEnd"/>
+      <w:r>
+        <w:t xml:space="preserve"> </w:t>
+      </w:r>
+      <w:r>
+        <w:rPr>
+          <w:rFonts w:eastAsia="Calibri" w:cs="Calibri"/>
+        </w:rPr>
+        <w:t xml:space="preserve">[[Cedula]] </w:t>
+      </w:r>
+      <w:r>
         <w:t>declaro que he recibido la socialización del contenido del Reglamente Interno de Trabajo, Comité de convivencia Laboral y Política</w:t>
       </w:r>
       <w:r>
         <w:rPr>
           <w:spacing w:val="40"/>
         </w:rPr>
-        <w:t> </w:t>
-      </w:r>
-      <w:r>
-        <w:rPr/>
+        <w:t xml:space="preserve"> </w:t>
+      </w:r>
+      <w:r>
         <w:t>de Alcohol, Tabaco y Drogas.</w:t>
       </w:r>
     </w:p>
     <w:p>
       <w:pPr>
-        <w:pStyle w:val="BodyText"/>
+        <w:pStyle w:val="Textoindependiente"/>
         <w:spacing w:before="132"/>
       </w:pPr>
     </w:p>
     <w:p>
       <w:pPr>
-        <w:pStyle w:val="BodyText"/>
+        <w:pStyle w:val="Textoindependiente"/>
         <w:spacing w:line="372" w:lineRule="auto"/>
         <w:ind w:left="410" w:right="406"/>
         <w:jc w:val="both"/>
       </w:pPr>
       <w:r>
-        <w:rPr/>
         <w:t>Entiendo que Diaco S.A. podrá actualizar, corregir o alterar los contenidos en dichos documentos, los cuales serán debidamente divulgados, a través de los canales de</w:t>
       </w:r>
       <w:r>
         <w:rPr>
           <w:spacing w:val="40"/>
         </w:rPr>
-        <w:t> </w:t>
-      </w:r>
-      <w:r>
-        <w:rPr/>
+        <w:t xml:space="preserve"> </w:t>
+      </w:r>
+      <w:r>
         <w:t>comunicación internos, que declaro conocer.</w:t>
       </w:r>
     </w:p>
     <w:p>
       <w:pPr>
-        <w:pStyle w:val="BodyText"/>
+        <w:pStyle w:val="Textoindependiente"/>
         <w:spacing w:before="126"/>
       </w:pPr>
     </w:p>
     <w:p>
       <w:pPr>
-        <w:pStyle w:val="BodyText"/>
-        <w:spacing w:line="372" w:lineRule="auto" w:before="1"/>
+        <w:pStyle w:val="Textoindependiente"/>
+        <w:spacing w:before="1" w:line="372" w:lineRule="auto"/>
         <w:ind w:left="410" w:right="431"/>
         <w:jc w:val="both"/>
       </w:pPr>
       <w:r>
-        <w:rPr/>
         <w:t>Las</w:t>
       </w:r>
       <w:r>
         <w:rPr>
           <w:spacing w:val="40"/>
         </w:rPr>
-        <w:t> </w:t>
-      </w:r>
-      <w:r>
-        <w:rPr/>
+        <w:t xml:space="preserve"> </w:t>
+      </w:r>
+      <w:r>
         <w:t>reglas</w:t>
       </w:r>
       <w:r>
         <w:rPr>
           <w:spacing w:val="40"/>
         </w:rPr>
-        <w:t> </w:t>
-      </w:r>
-      <w:r>
-        <w:rPr/>
+        <w:t xml:space="preserve"> </w:t>
+      </w:r>
+      <w:r>
         <w:t>contenidas</w:t>
       </w:r>
       <w:r>
         <w:rPr>
           <w:spacing w:val="40"/>
         </w:rPr>
-        <w:t> </w:t>
-      </w:r>
-      <w:r>
-        <w:rPr/>
+        <w:t xml:space="preserve"> </w:t>
+      </w:r>
+      <w:r>
         <w:t>en</w:t>
       </w:r>
       <w:r>
         <w:rPr>
           <w:spacing w:val="40"/>
         </w:rPr>
-        <w:t> </w:t>
-      </w:r>
-      <w:r>
-        <w:rPr/>
+        <w:t xml:space="preserve"> </w:t>
+      </w:r>
+      <w:r>
         <w:t>el</w:t>
       </w:r>
       <w:r>
         <w:rPr>
           <w:spacing w:val="40"/>
         </w:rPr>
-        <w:t> </w:t>
-      </w:r>
-      <w:r>
-        <w:rPr/>
+        <w:t xml:space="preserve"> </w:t>
+      </w:r>
+      <w:r>
         <w:t>Reglamente</w:t>
       </w:r>
       <w:r>
         <w:rPr>
           <w:spacing w:val="40"/>
         </w:rPr>
-        <w:t> </w:t>
-      </w:r>
-      <w:r>
-        <w:rPr/>
+        <w:t xml:space="preserve"> </w:t>
+      </w:r>
+      <w:r>
         <w:t>Interno</w:t>
       </w:r>
       <w:r>
         <w:rPr>
           <w:spacing w:val="40"/>
         </w:rPr>
-        <w:t> </w:t>
-      </w:r>
-      <w:r>
-        <w:rPr/>
+        <w:t xml:space="preserve"> </w:t>
+      </w:r>
+      <w:r>
         <w:t>de</w:t>
       </w:r>
       <w:r>
         <w:rPr>
           <w:spacing w:val="40"/>
         </w:rPr>
-        <w:t> </w:t>
-      </w:r>
-      <w:r>
-        <w:rPr/>
+        <w:t xml:space="preserve"> </w:t>
+      </w:r>
+      <w:r>
         <w:t>Trabajo,</w:t>
       </w:r>
       <w:r>
         <w:rPr>
           <w:spacing w:val="40"/>
         </w:rPr>
-        <w:t> </w:t>
-      </w:r>
-      <w:r>
-        <w:rPr/>
+        <w:t xml:space="preserve"> </w:t>
+      </w:r>
+      <w:r>
         <w:t>el</w:t>
       </w:r>
       <w:r>
         <w:rPr>
           <w:spacing w:val="40"/>
         </w:rPr>
-        <w:t> </w:t>
-      </w:r>
-      <w:r>
-        <w:rPr/>
+        <w:t xml:space="preserve"> </w:t>
+      </w:r>
+      <w:r>
         <w:t>Comité</w:t>
       </w:r>
       <w:r>
         <w:rPr>
           <w:spacing w:val="40"/>
         </w:rPr>
-        <w:t> </w:t>
-      </w:r>
-      <w:r>
-        <w:rPr/>
+        <w:t xml:space="preserve"> </w:t>
+      </w:r>
+      <w:r>
         <w:t>de</w:t>
       </w:r>
       <w:r>
         <w:rPr>
           <w:spacing w:val="40"/>
         </w:rPr>
-        <w:t> </w:t>
-      </w:r>
-      <w:r>
-        <w:rPr/>
+        <w:t xml:space="preserve"> </w:t>
+      </w:r>
+      <w:r>
         <w:t>convivencia Laboral y la Política de Alcohol, Tabaco y</w:t>
       </w:r>
       <w:r>
         <w:rPr>
           <w:spacing w:val="27"/>
         </w:rPr>
-        <w:t> </w:t>
-      </w:r>
-      <w:r>
-        <w:rPr/>
+        <w:t xml:space="preserve"> </w:t>
+      </w:r>
+      <w:r>
         <w:t>Drogas,</w:t>
       </w:r>
       <w:r>
         <w:rPr>
           <w:spacing w:val="40"/>
         </w:rPr>
-        <w:t> </w:t>
-      </w:r>
-      <w:r>
-        <w:rPr/>
+        <w:t xml:space="preserve"> </w:t>
+      </w:r>
+      <w:r>
         <w:t>integran mi contrato individual</w:t>
       </w:r>
       <w:r>
         <w:rPr>
           <w:spacing w:val="40"/>
         </w:rPr>
-        <w:t> </w:t>
-      </w:r>
-      <w:r>
-        <w:rPr/>
+        <w:t xml:space="preserve"> </w:t>
+      </w:r>
+      <w:r>
         <w:t>de trabajo con Diaco S.A., para todos los efectos, de modo que el incumplimiento de dichas reglas permitirá a la empresa aplicar las medidas</w:t>
       </w:r>
       <w:r>
         <w:rPr>
           <w:spacing w:val="40"/>
         </w:rPr>
-        <w:t> </w:t>
-      </w:r>
-      <w:r>
-        <w:rPr/>
+        <w:t xml:space="preserve"> </w:t>
+      </w:r>
+      <w:r>
         <w:t>establecidas</w:t>
       </w:r>
       <w:r>
         <w:rPr>
           <w:spacing w:val="40"/>
         </w:rPr>
-        <w:t> </w:t>
-      </w:r>
-      <w:r>
-        <w:rPr/>
+        <w:t xml:space="preserve"> </w:t>
+      </w:r>
+      <w:r>
         <w:t>en la legislación vigente, para los casos de incumplimiento de las normas laborales contractuales.</w:t>
       </w:r>
     </w:p>
     <w:p>
       <w:pPr>
-        <w:pStyle w:val="BodyText"/>
+        <w:pStyle w:val="Textoindependiente"/>
       </w:pPr>
     </w:p>
     <w:p>
       <w:pPr>
-        <w:pStyle w:val="BodyText"/>
+        <w:pStyle w:val="Textoindependiente"/>
       </w:pPr>
     </w:p>
     <w:p>
       <w:pPr>
-        <w:pStyle w:val="BodyText"/>
+        <w:pStyle w:val="Textoindependiente"/>
       </w:pPr>
     </w:p>
     <w:p>
       <w:pPr>
-        <w:pStyle w:val="BodyText"/>
+        <w:pStyle w:val="Textoindependiente"/>
       </w:pPr>
     </w:p>
     <w:p>
       <w:pPr>
-        <w:pStyle w:val="BodyText"/>
+        <w:pStyle w:val="Textoindependiente"/>
       </w:pPr>
     </w:p>
     <w:p>
       <w:pPr>
-        <w:pStyle w:val="BodyText"/>
+        <w:pStyle w:val="Textoindependiente"/>
         <w:spacing w:before="216"/>
       </w:pPr>
       <w:r>
-        <w:rPr/>
+        <w:rPr>
+          <w:noProof/>
+        </w:rPr>
         <mc:AlternateContent>
           <mc:Choice Requires="wps">
             <w:drawing>
-              <wp:anchor distT="0" distB="0" distL="0" distR="0" allowOverlap="1" layoutInCell="1" locked="0" behindDoc="1" simplePos="0" relativeHeight="487589376">
+              <wp:anchor distT="0" distB="0" distL="0" distR="0" simplePos="0" relativeHeight="487589376" behindDoc="1" locked="0" layoutInCell="1" allowOverlap="1" wp14:anchorId="08E8EB66" wp14:editId="6A9B6C2A">
                 <wp:simplePos x="0" y="0"/>
                 <wp:positionH relativeFrom="page">
                   <wp:posOffset>3448684</wp:posOffset>
@@ -946,13 +954,14 @@
                 <wp:wrapTopAndBottom/>
                 <wp:docPr id="9" name="Graphic 9"/>
                 <wp:cNvGraphicFramePr>
-                  <a:graphicFrameLocks/>
+                  <a:graphicFrameLocks xmlns:a="http://schemas.openxmlformats.org/drawingml/2006/main"/>
                 </wp:cNvGraphicFramePr>
-                <a:graphic>
+                <a:graphic xmlns:a="http://schemas.openxmlformats.org/drawingml/2006/main">
                   <a:graphicData uri="http://schemas.microsoft.com/office/word/2010/wordprocessingShape">
                     <wps:wsp>
-                      <wps:cNvPr id="9" name="Graphic 9"/>
-                      <wps:cNvSpPr/>
+                      <wps:cNvSpPr>
+                        <a:spLocks/>
+                      </wps:cNvSpPr>
                       <wps:spPr>
                         <a:xfrm>
                           <a:off x="0" y="0"/>
@@ -965,7 +974,7 @@
                           <a:cxnLst/>
                           <a:rect l="l" t="t" r="r" b="b"/>
                           <a:pathLst>
-                            <a:path w="3142615" h="0">
+                            <a:path w="3142615">
                               <a:moveTo>
                                 <a:pt x="0" y="0"/>
                               </a:moveTo>
@@ -996,10 +1005,9 @@
           </mc:Choice>
           <mc:Fallback>
             <w:pict>
-              <v:shape style="position:absolute;margin-left:271.549988pt;margin-top:23.534668pt;width:247.45pt;height:.1pt;mso-position-horizontal-relative:page;mso-position-vertical-relative:paragraph;z-index:-15727104;mso-wrap-distance-left:0;mso-wrap-distance-right:0" id="docshape9" coordorigin="5431,471" coordsize="4949,0" path="m5431,471l10380,471e" filled="false" stroked="true" strokeweight=".652680pt" strokecolor="#000000">
+              <v:shape w14:anchorId="369E2586" id="Graphic 9" o:spid="_x0000_s1026" style="position:absolute;margin-left:271.55pt;margin-top:23.55pt;width:247.45pt;height:.1pt;z-index:-15727104;visibility:visible;mso-wrap-style:square;mso-wrap-distance-left:0;mso-wrap-distance-top:0;mso-wrap-distance-right:0;mso-wrap-distance-bottom:0;mso-position-horizontal:absolute;mso-position-horizontal-relative:page;mso-position-vertical:absolute;mso-position-vertical-relative:text;v-text-anchor:top" coordsize="3142615,1270" o:gfxdata="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" path="m,l3142615,e" filled="f" strokeweight=".23025mm">
                 <v:path arrowok="t"/>
-                <v:stroke dashstyle="solid"/>
-                <w10:wrap type="topAndBottom"/>
+                <w10:wrap type="topAndBottom" anchorx="page"/>
               </v:shape>
             </w:pict>
           </mc:Fallback>
@@ -1008,7 +1016,7 @@
     </w:p>
     <w:p>
       <w:pPr>
-        <w:pStyle w:val="BodyText"/>
+        <w:pStyle w:val="Textoindependiente"/>
         <w:ind w:left="6128"/>
       </w:pPr>
       <w:r>
@@ -1019,29 +1027,66 @@
       </w:r>
     </w:p>
     <w:sectPr>
-      <w:footerReference w:type="default" r:id="rId5"/>
+      <w:headerReference w:type="even" r:id="rId12"/>
+      <w:headerReference w:type="default" r:id="rId13"/>
+      <w:footerReference w:type="even" r:id="rId14"/>
+      <w:footerReference w:type="default" r:id="rId15"/>
+      <w:headerReference w:type="first" r:id="rId16"/>
+      <w:footerReference w:type="first" r:id="rId17"/>
       <w:type w:val="continuous"/>
       <w:pgSz w:w="12240" w:h="15840"/>
-      <w:pgMar w:header="0" w:footer="2702" w:top="960" w:bottom="2900" w:left="1440" w:right="1440"/>
+      <w:pgMar w:top="960" w:right="1440" w:bottom="2900" w:left="1440" w:header="0" w:footer="2702" w:gutter="0"/>
       <w:pgNumType w:start="1"/>
+      <w:cols w:space="720"/>
     </w:sectPr>
   </w:body>
 </w:document>
 </file>
 
+<file path=word/endnotes.xml><?xml version="1.0" encoding="utf-8"?>
+<w:endnotes xmlns:wpc="http://schemas.microsoft.com/office/word/2010/wordprocessingCanvas" xmlns:cx="http://schemas.microsoft.com/office/drawing/2014/chartex" xmlns:cx1="http://schemas.microsoft.com/office/drawing/2015/9/8/chartex" xmlns:cx2="http://schemas.microsoft.com/office/drawing/2015/10/21/chartex" xmlns:cx3="http://schemas.microsoft.com/office/drawing/2016/5/9/chartex" xmlns:cx4="http://schemas.microsoft.com/office/drawing/2016/5/10/chartex" xmlns:cx5="http://schemas.microsoft.com/office/drawing/2016/5/11/chartex" xmlns:cx6="http://schemas.microsoft.com/office/drawing/2016/5/12/chartex" xmlns:cx7="http://schemas.microsoft.com/office/drawing/2016/5/13/chartex" xmlns:cx8="http://schemas.microsoft.com/office/drawing/2016/5/14/chartex" xmlns:mc="http://schemas.openxmlformats.org/markup-compatibility/2006" xmlns:aink="http://schemas.microsoft.com/office/drawing/2016/ink" xmlns:am3d="http://schemas.microsoft.com/office/drawing/2017/model3d" xmlns:o="urn:schemas-microsoft-com:office:office" xmlns:r="http://schemas.openxmlformats.org/officeDocument/2006/relationships" xmlns:m="http://schemas.openxmlformats.org/officeDocument/2006/math" xmlns:v="urn:schemas-microsoft-com:vml" xmlns:wp14="http://schemas.microsoft.com/office/word/2010/wordprocessingDrawing" xmlns:wp="http://schemas.openxmlformats.org/drawingml/2006/wordprocessingDrawing" xmlns:w10="urn:schemas-microsoft-com:office:word" xmlns:w="http://schemas.openxmlformats.org/wordprocessingml/2006/main" xmlns:w14="http://schemas.microsoft.com/office/word/2010/wordml" xmlns:w15="http://schemas.microsoft.com/office/word/2012/wordml" xmlns:w16cex="http://schemas.microsoft.com/office/word/2018/wordml/cex" xmlns:w16cid="http://schemas.microsoft.com/office/word/2016/wordml/cid" xmlns:w16="http://schemas.microsoft.com/office/word/2018/wordml" xmlns:w16sdtdh="http://schemas.microsoft.com/office/word/2020/wordml/sdtdatahash" xmlns:w16se="http://schemas.microsoft.com/office/word/2015/wordml/symex" xmlns:wpg="http://schemas.microsoft.com/office/word/2010/wordprocessingGroup" xmlns:wpi="http://schemas.microsoft.com/office/word/2010/wordprocessingInk" xmlns:wne="http://schemas.microsoft.com/office/word/2006/wordml" xmlns:wps="http://schemas.microsoft.com/office/word/2010/wordprocessingShape" mc:Ignorable="w14 w15 w16se w16cid w16 w16cex w16sdtdh wp14">
+  <w:endnote w:type="separator" w:id="-1">
+    <w:p>
+      <w:r>
+        <w:separator/>
+      </w:r>
+    </w:p>
+  </w:endnote>
+  <w:endnote w:type="continuationSeparator" w:id="0">
+    <w:p>
+      <w:r>
+        <w:continuationSeparator/>
+      </w:r>
+    </w:p>
+  </w:endnote>
+</w:endnotes>
+</file>
+
 <file path=word/footer1.xml><?xml version="1.0" encoding="utf-8"?>
-<w:ftr xmlns:mc="http://schemas.openxmlformats.org/markup-compatibility/2006" xmlns:ve="http://schemas.openxmlformats.org/markup-compatibility/2006" xmlns:o="urn:schemas-microsoft-com:office:office" xmlns:r="http://schemas.openxmlformats.org/officeDocument/2006/relationships" xmlns:m="http://schemas.openxmlformats.org/officeDocument/2006/math" xmlns:v="urn:schemas-microsoft-com:vml" xmlns:wp="http://schemas.openxmlformats.org/drawingml/2006/wordprocessingDrawing" xmlns:w10="urn:schemas-microsoft-com:office:word" xmlns:w="http://schemas.openxmlformats.org/wordprocessingml/2006/main" xmlns:wne="http://schemas.microsoft.com/office/word/2006/wordml" xmlns:a="http://schemas.openxmlformats.org/drawingml/2006/main" xmlns:pic="http://schemas.openxmlformats.org/drawingml/2006/picture" xmlns:wpg="http://schemas.microsoft.com/office/word/2010/wordprocessingGroup" xmlns:wps="http://schemas.microsoft.com/office/word/2010/wordprocessingShape" xmlns:w14="http://schemas.microsoft.com/office/word/2010/wordml" mc:Ignorable="w14" xml:space="preserve">
+<w:ftr xmlns:wpc="http://schemas.microsoft.com/office/word/2010/wordprocessingCanvas" xmlns:cx="http://schemas.microsoft.com/office/drawing/2014/chartex" xmlns:cx1="http://schemas.microsoft.com/office/drawing/2015/9/8/chartex" xmlns:cx2="http://schemas.microsoft.com/office/drawing/2015/10/21/chartex" xmlns:cx3="http://schemas.microsoft.com/office/drawing/2016/5/9/chartex" xmlns:cx4="http://schemas.microsoft.com/office/drawing/2016/5/10/chartex" xmlns:cx5="http://schemas.microsoft.com/office/drawing/2016/5/11/chartex" xmlns:cx6="http://schemas.microsoft.com/office/drawing/2016/5/12/chartex" xmlns:cx7="http://schemas.microsoft.com/office/drawing/2016/5/13/chartex" xmlns:cx8="http://schemas.microsoft.com/office/drawing/2016/5/14/chartex" xmlns:mc="http://schemas.openxmlformats.org/markup-compatibility/2006" xmlns:aink="http://schemas.microsoft.com/office/drawing/2016/ink" xmlns:am3d="http://schemas.microsoft.com/office/drawing/2017/model3d" xmlns:o="urn:schemas-microsoft-com:office:office" xmlns:r="http://schemas.openxmlformats.org/officeDocument/2006/relationships" xmlns:m="http://schemas.openxmlformats.org/officeDocument/2006/math" xmlns:v="urn:schemas-microsoft-com:vml" xmlns:wp14="http://schemas.microsoft.com/office/word/2010/wordprocessingDrawing" xmlns:wp="http://schemas.openxmlformats.org/drawingml/2006/wordprocessingDrawing" xmlns:w10="urn:schemas-microsoft-com:office:word" xmlns:w="http://schemas.openxmlformats.org/wordprocessingml/2006/main" xmlns:w14="http://schemas.microsoft.com/office/word/2010/wordml" xmlns:w15="http://schemas.microsoft.com/office/word/2012/wordml" xmlns:w16cex="http://schemas.microsoft.com/office/word/2018/wordml/cex" xmlns:w16cid="http://schemas.microsoft.com/office/word/2016/wordml/cid" xmlns:w16="http://schemas.microsoft.com/office/word/2018/wordml" xmlns:w16sdtdh="http://schemas.microsoft.com/office/word/2020/wordml/sdtdatahash" xmlns:w16se="http://schemas.microsoft.com/office/word/2015/wordml/symex" xmlns:wpg="http://schemas.microsoft.com/office/word/2010/wordprocessingGroup" xmlns:wpi="http://schemas.microsoft.com/office/word/2010/wordprocessingInk" xmlns:wne="http://schemas.microsoft.com/office/word/2006/wordml" xmlns:wps="http://schemas.microsoft.com/office/word/2010/wordprocessingShape" mc:Ignorable="w14 w15 w16se w16cid w16 w16cex w16sdtdh wp14">
   <w:p>
     <w:pPr>
-      <w:pStyle w:val="BodyText"/>
+      <w:pStyle w:val="Piedepgina"/>
+    </w:pPr>
+  </w:p>
+</w:ftr>
+</file>
+
+<file path=word/footer2.xml><?xml version="1.0" encoding="utf-8"?>
+<w:ftr xmlns:wpc="http://schemas.microsoft.com/office/word/2010/wordprocessingCanvas" xmlns:cx="http://schemas.microsoft.com/office/drawing/2014/chartex" xmlns:cx1="http://schemas.microsoft.com/office/drawing/2015/9/8/chartex" xmlns:cx2="http://schemas.microsoft.com/office/drawing/2015/10/21/chartex" xmlns:cx3="http://schemas.microsoft.com/office/drawing/2016/5/9/chartex" xmlns:cx4="http://schemas.microsoft.com/office/drawing/2016/5/10/chartex" xmlns:cx5="http://schemas.microsoft.com/office/drawing/2016/5/11/chartex" xmlns:cx6="http://schemas.microsoft.com/office/drawing/2016/5/12/chartex" xmlns:cx7="http://schemas.microsoft.com/office/drawing/2016/5/13/chartex" xmlns:cx8="http://schemas.microsoft.com/office/drawing/2016/5/14/chartex" xmlns:mc="http://schemas.openxmlformats.org/markup-compatibility/2006" xmlns:aink="http://schemas.microsoft.com/office/drawing/2016/ink" xmlns:am3d="http://schemas.microsoft.com/office/drawing/2017/model3d" xmlns:o="urn:schemas-microsoft-com:office:office" xmlns:r="http://schemas.openxmlformats.org/officeDocument/2006/relationships" xmlns:m="http://schemas.openxmlformats.org/officeDocument/2006/math" xmlns:v="urn:schemas-microsoft-com:vml" xmlns:wp14="http://schemas.microsoft.com/office/word/2010/wordprocessingDrawing" xmlns:wp="http://schemas.openxmlformats.org/drawingml/2006/wordprocessingDrawing" xmlns:w10="urn:schemas-microsoft-com:office:word" xmlns:w="http://schemas.openxmlformats.org/wordprocessingml/2006/main" xmlns:w14="http://schemas.microsoft.com/office/word/2010/wordml" xmlns:w15="http://schemas.microsoft.com/office/word/2012/wordml" xmlns:w16cex="http://schemas.microsoft.com/office/word/2018/wordml/cex" xmlns:w16cid="http://schemas.microsoft.com/office/word/2016/wordml/cid" xmlns:w16="http://schemas.microsoft.com/office/word/2018/wordml" xmlns:w16sdtdh="http://schemas.microsoft.com/office/word/2020/wordml/sdtdatahash" xmlns:w16se="http://schemas.microsoft.com/office/word/2015/wordml/symex" xmlns:wpg="http://schemas.microsoft.com/office/word/2010/wordprocessingGroup" xmlns:wpi="http://schemas.microsoft.com/office/word/2010/wordprocessingInk" xmlns:wne="http://schemas.microsoft.com/office/word/2006/wordml" xmlns:wps="http://schemas.microsoft.com/office/word/2010/wordprocessingShape" mc:Ignorable="w14 w15 w16se w16cid w16 w16cex w16sdtdh wp14">
+  <w:p>
+    <w:pPr>
+      <w:pStyle w:val="Textoindependiente"/>
       <w:spacing w:line="14" w:lineRule="auto"/>
     </w:pPr>
     <w:r>
-      <w:rPr/>
+      <w:rPr>
+        <w:noProof/>
+      </w:rPr>
       <mc:AlternateContent>
         <mc:Choice Requires="wps">
           <w:drawing>
-            <wp:anchor distT="0" distB="0" distL="0" distR="0" allowOverlap="1" layoutInCell="1" locked="0" behindDoc="0" simplePos="0" relativeHeight="15728640">
+            <wp:anchor distT="0" distB="0" distL="0" distR="0" simplePos="0" relativeHeight="15728640" behindDoc="0" locked="0" layoutInCell="1" allowOverlap="1" wp14:anchorId="0098B9FF" wp14:editId="7E2420C2">
               <wp:simplePos x="0" y="0"/>
               <wp:positionH relativeFrom="page">
                 <wp:posOffset>1071676</wp:posOffset>
@@ -1054,13 +1099,14 @@
               <wp:wrapNone/>
               <wp:docPr id="1" name="Textbox 1"/>
               <wp:cNvGraphicFramePr>
-                <a:graphicFrameLocks/>
+                <a:graphicFrameLocks xmlns:a="http://schemas.openxmlformats.org/drawingml/2006/main"/>
               </wp:cNvGraphicFramePr>
-              <a:graphic>
+              <a:graphic xmlns:a="http://schemas.openxmlformats.org/drawingml/2006/main">
                 <a:graphicData uri="http://schemas.microsoft.com/office/word/2010/wordprocessingShape">
                   <wps:wsp>
-                    <wps:cNvPr id="1" name="Textbox 1"/>
-                    <wps:cNvSpPr txBox="1"/>
+                    <wps:cNvSpPr txBox="1">
+                      <a:spLocks/>
+                    </wps:cNvSpPr>
                     <wps:spPr>
                       <a:xfrm>
                         <a:off x="0" y="0"/>
@@ -1074,8 +1120,8 @@
                       <w:txbxContent>
                         <w:tbl>
                           <w:tblPr>
+                            <w:tblStyle w:val="TableNormal"/>
                             <w:tblW w:w="0" w:type="auto"/>
-                            <w:jc w:val="left"/>
                             <w:tblInd w:w="65" w:type="dxa"/>
                             <w:tblBorders>
                               <w:top w:val="single" w:sz="4" w:space="0" w:color="000000"/>
@@ -1086,13 +1132,7 @@
                               <w:insideV w:val="single" w:sz="4" w:space="0" w:color="000000"/>
                             </w:tblBorders>
                             <w:tblLayout w:type="fixed"/>
-                            <w:tblCellMar>
-                              <w:top w:w="0" w:type="dxa"/>
-                              <w:left w:w="0" w:type="dxa"/>
-                              <w:bottom w:w="0" w:type="dxa"/>
-                              <w:right w:w="0" w:type="dxa"/>
-                            </w:tblCellMar>
-                            <w:tblLook w:val="01E0"/>
+                            <w:tblLook w:val="01E0" w:firstRow="1" w:lastRow="1" w:firstColumn="1" w:lastColumn="1" w:noHBand="0" w:noVBand="0"/>
                           </w:tblPr>
                           <w:tblGrid>
                             <w:gridCol w:w="2909"/>
@@ -1101,7 +1141,7 @@
                           </w:tblGrid>
                           <w:tr>
                             <w:trPr>
-                              <w:trHeight w:val="582" w:hRule="atLeast"/>
+                              <w:trHeight w:val="582"/>
                             </w:trPr>
                             <w:tc>
                               <w:tcPr>
@@ -1124,6 +1164,38 @@
                                     <w:sz w:val="20"/>
                                   </w:rPr>
                                   <w:t>Fecha:</w:t>
+                                </w:r>
+                                <w:r>
+                                  <w:rPr>
+                                    <w:rFonts w:ascii="Arial MT"/>
+                                    <w:spacing w:val="-2"/>
+                                    <w:sz w:val="20"/>
+                                  </w:rPr>
+                                  <w:t xml:space="preserve"> </w:t>
+                                </w:r>
+                                <w:r>
+                                  <w:rPr>
+                                    <w:rFonts w:ascii="Arial MT" w:hAnsi="Arial MT"/>
+                                    <w:sz w:val="20"/>
+                                    <w:szCs w:val="20"/>
+                                  </w:rPr>
+                                  <w:t>[[</w:t>
+                                </w:r>
+                                <w:r>
+                                  <w:rPr>
+                                    <w:rFonts w:ascii="Arial MT" w:hAnsi="Arial MT"/>
+                                    <w:sz w:val="20"/>
+                                    <w:szCs w:val="20"/>
+                                  </w:rPr>
+                                  <w:t>Fecha</w:t>
+                                </w:r>
+                                <w:r>
+                                  <w:rPr>
+                                    <w:rFonts w:ascii="Arial MT" w:hAnsi="Arial MT"/>
+                                    <w:sz w:val="20"/>
+                                    <w:szCs w:val="20"/>
+                                  </w:rPr>
+                                  <w:t>]]</w:t>
                                 </w:r>
                               </w:p>
                             </w:tc>
@@ -1149,6 +1221,38 @@
                                   </w:rPr>
                                   <w:t>Planta:</w:t>
                                 </w:r>
+                                <w:r>
+                                  <w:rPr>
+                                    <w:rFonts w:ascii="Arial MT"/>
+                                    <w:spacing w:val="-2"/>
+                                    <w:sz w:val="20"/>
+                                  </w:rPr>
+                                  <w:t xml:space="preserve"> </w:t>
+                                </w:r>
+                                <w:r>
+                                  <w:rPr>
+                                    <w:rFonts w:ascii="Arial MT" w:hAnsi="Arial MT"/>
+                                    <w:sz w:val="20"/>
+                                    <w:szCs w:val="20"/>
+                                  </w:rPr>
+                                  <w:t>[[</w:t>
+                                </w:r>
+                                <w:r>
+                                  <w:rPr>
+                                    <w:rFonts w:ascii="Arial MT" w:hAnsi="Arial MT"/>
+                                    <w:sz w:val="20"/>
+                                    <w:szCs w:val="20"/>
+                                  </w:rPr>
+                                  <w:t>Planta</w:t>
+                                </w:r>
+                                <w:r>
+                                  <w:rPr>
+                                    <w:rFonts w:ascii="Arial MT" w:hAnsi="Arial MT"/>
+                                    <w:sz w:val="20"/>
+                                    <w:szCs w:val="20"/>
+                                  </w:rPr>
+                                  <w:t>]]</w:t>
+                                </w:r>
                               </w:p>
                             </w:tc>
                             <w:tc>
@@ -1173,13 +1277,39 @@
                                   </w:rPr>
                                   <w:t>Área:</w:t>
                                 </w:r>
+                                <w:r>
+                                  <w:rPr>
+                                    <w:rFonts w:ascii="Arial MT" w:hAnsi="Arial MT"/>
+                                    <w:sz w:val="20"/>
+                                    <w:szCs w:val="20"/>
+                                  </w:rPr>
+                                  <w:t xml:space="preserve"> [[</w:t>
+                                </w:r>
+                                <w:proofErr w:type="spellStart"/>
+                                <w:r>
+                                  <w:rPr>
+                                    <w:rFonts w:ascii="Arial MT" w:hAnsi="Arial MT"/>
+                                    <w:sz w:val="20"/>
+                                    <w:szCs w:val="20"/>
+                                  </w:rPr>
+                                  <w:t>Area</w:t>
+                                </w:r>
+                                <w:proofErr w:type="spellEnd"/>
+                                <w:r>
+                                  <w:rPr>
+                                    <w:rFonts w:ascii="Arial MT" w:hAnsi="Arial MT"/>
+                                    <w:sz w:val="20"/>
+                                    <w:szCs w:val="20"/>
+                                  </w:rPr>
+                                  <w:t>]]</w:t>
+                                </w:r>
                               </w:p>
                             </w:tc>
                           </w:tr>
                         </w:tbl>
                         <w:p>
                           <w:pPr>
-                            <w:pStyle w:val="BodyText"/>
+                            <w:pStyle w:val="Textoindependiente"/>
                           </w:pPr>
                         </w:p>
                       </w:txbxContent>
@@ -1195,17 +1325,17 @@
         </mc:Choice>
         <mc:Fallback>
           <w:pict>
-            <v:shapetype id="_x0000_t202" o:spt="202" coordsize="21600,21600" path="m,l,21600r21600,l21600,xe">
+            <v:shapetype w14:anchorId="0098B9FF" id="_x0000_t202" coordsize="21600,21600" o:spt="202" path="m,l,21600r21600,l21600,xe">
               <v:stroke joinstyle="miter"/>
               <v:path gradientshapeok="t" o:connecttype="rect"/>
             </v:shapetype>
-            <v:shape style="position:absolute;margin-left:84.38398pt;margin-top:646.660034pt;width:443.15pt;height:30.1pt;mso-position-horizontal-relative:page;mso-position-vertical-relative:page;z-index:15728640" type="#_x0000_t202" id="docshape1" filled="false" stroked="false">
+            <v:shape id="Textbox 1" o:spid="_x0000_s1026" type="#_x0000_t202" style="position:absolute;margin-left:84.4pt;margin-top:646.65pt;width:443.15pt;height:30.1pt;z-index:15728640;visibility:visible;mso-wrap-style:square;mso-wrap-distance-left:0;mso-wrap-distance-top:0;mso-wrap-distance-right:0;mso-wrap-distance-bottom:0;mso-position-horizontal:absolute;mso-position-horizontal-relative:page;mso-position-vertical:absolute;mso-position-vertical-relative:page;v-text-anchor:top" o:gfxdata="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" filled="f" stroked="f">
               <v:textbox inset="0,0,0,0">
                 <w:txbxContent>
                   <w:tbl>
                     <w:tblPr>
+                      <w:tblStyle w:val="TableNormal"/>
                       <w:tblW w:w="0" w:type="auto"/>
-                      <w:jc w:val="left"/>
                       <w:tblInd w:w="65" w:type="dxa"/>
                       <w:tblBorders>
                         <w:top w:val="single" w:sz="4" w:space="0" w:color="000000"/>
@@ -1216,13 +1346,7 @@
                         <w:insideV w:val="single" w:sz="4" w:space="0" w:color="000000"/>
                       </w:tblBorders>
                       <w:tblLayout w:type="fixed"/>
-                      <w:tblCellMar>
-                        <w:top w:w="0" w:type="dxa"/>
-                        <w:left w:w="0" w:type="dxa"/>
-                        <w:bottom w:w="0" w:type="dxa"/>
-                        <w:right w:w="0" w:type="dxa"/>
-                      </w:tblCellMar>
-                      <w:tblLook w:val="01E0"/>
+                      <w:tblLook w:val="01E0" w:firstRow="1" w:lastRow="1" w:firstColumn="1" w:lastColumn="1" w:noHBand="0" w:noVBand="0"/>
                     </w:tblPr>
                     <w:tblGrid>
                       <w:gridCol w:w="2909"/>
@@ -1231,7 +1355,7 @@
                     </w:tblGrid>
                     <w:tr>
                       <w:trPr>
-                        <w:trHeight w:val="582" w:hRule="atLeast"/>
+                        <w:trHeight w:val="582"/>
                       </w:trPr>
                       <w:tc>
                         <w:tcPr>
@@ -1254,6 +1378,38 @@
                               <w:sz w:val="20"/>
                             </w:rPr>
                             <w:t>Fecha:</w:t>
+                          </w:r>
+                          <w:r>
+                            <w:rPr>
+                              <w:rFonts w:ascii="Arial MT"/>
+                              <w:spacing w:val="-2"/>
+                              <w:sz w:val="20"/>
+                            </w:rPr>
+                            <w:t xml:space="preserve"> </w:t>
+                          </w:r>
+                          <w:r>
+                            <w:rPr>
+                              <w:rFonts w:ascii="Arial MT" w:hAnsi="Arial MT"/>
+                              <w:sz w:val="20"/>
+                              <w:szCs w:val="20"/>
+                            </w:rPr>
+                            <w:t>[[</w:t>
+                          </w:r>
+                          <w:r>
+                            <w:rPr>
+                              <w:rFonts w:ascii="Arial MT" w:hAnsi="Arial MT"/>
+                              <w:sz w:val="20"/>
+                              <w:szCs w:val="20"/>
+                            </w:rPr>
+                            <w:t>Fecha</w:t>
+                          </w:r>
+                          <w:r>
+                            <w:rPr>
+                              <w:rFonts w:ascii="Arial MT" w:hAnsi="Arial MT"/>
+                              <w:sz w:val="20"/>
+                              <w:szCs w:val="20"/>
+                            </w:rPr>
+                            <w:t>]]</w:t>
                           </w:r>
                         </w:p>
                       </w:tc>
@@ -1279,6 +1435,38 @@
                             </w:rPr>
                             <w:t>Planta:</w:t>
                           </w:r>
+                          <w:r>
+                            <w:rPr>
+                              <w:rFonts w:ascii="Arial MT"/>
+                              <w:spacing w:val="-2"/>
+                              <w:sz w:val="20"/>
+                            </w:rPr>
+                            <w:t xml:space="preserve"> </w:t>
+                          </w:r>
+                          <w:r>
+                            <w:rPr>
+                              <w:rFonts w:ascii="Arial MT" w:hAnsi="Arial MT"/>
+                              <w:sz w:val="20"/>
+                              <w:szCs w:val="20"/>
+                            </w:rPr>
+                            <w:t>[[</w:t>
+                          </w:r>
+                          <w:r>
+                            <w:rPr>
+                              <w:rFonts w:ascii="Arial MT" w:hAnsi="Arial MT"/>
+                              <w:sz w:val="20"/>
+                              <w:szCs w:val="20"/>
+                            </w:rPr>
+                            <w:t>Planta</w:t>
+                          </w:r>
+                          <w:r>
+                            <w:rPr>
+                              <w:rFonts w:ascii="Arial MT" w:hAnsi="Arial MT"/>
+                              <w:sz w:val="20"/>
+                              <w:szCs w:val="20"/>
+                            </w:rPr>
+                            <w:t>]]</w:t>
+                          </w:r>
                         </w:p>
                       </w:tc>
                       <w:tc>
@@ -1303,18 +1491,44 @@
                             </w:rPr>
                             <w:t>Área:</w:t>
                           </w:r>
+                          <w:r>
+                            <w:rPr>
+                              <w:rFonts w:ascii="Arial MT" w:hAnsi="Arial MT"/>
+                              <w:sz w:val="20"/>
+                              <w:szCs w:val="20"/>
+                            </w:rPr>
+                            <w:t xml:space="preserve"> [[</w:t>
+                          </w:r>
+                          <w:proofErr w:type="spellStart"/>
+                          <w:r>
+                            <w:rPr>
+                              <w:rFonts w:ascii="Arial MT" w:hAnsi="Arial MT"/>
+                              <w:sz w:val="20"/>
+                              <w:szCs w:val="20"/>
+                            </w:rPr>
+                            <w:t>Area</w:t>
+                          </w:r>
+                          <w:proofErr w:type="spellEnd"/>
+                          <w:r>
+                            <w:rPr>
+                              <w:rFonts w:ascii="Arial MT" w:hAnsi="Arial MT"/>
+                              <w:sz w:val="20"/>
+                              <w:szCs w:val="20"/>
+                            </w:rPr>
+                            <w:t>]]</w:t>
+                          </w:r>
                         </w:p>
                       </w:tc>
                     </w:tr>
                   </w:tbl>
                   <w:p>
                     <w:pPr>
-                      <w:pStyle w:val="BodyText"/>
+                      <w:pStyle w:val="Textoindependiente"/>
                     </w:pPr>
                   </w:p>
                 </w:txbxContent>
               </v:textbox>
-              <w10:wrap type="none"/>
+              <w10:wrap anchorx="page" anchory="page"/>
             </v:shape>
           </w:pict>
         </mc:Fallback>
@@ -1324,15 +1538,74 @@
 </w:ftr>
 </file>
 
+<file path=word/footer3.xml><?xml version="1.0" encoding="utf-8"?>
+<w:ftr xmlns:wpc="http://schemas.microsoft.com/office/word/2010/wordprocessingCanvas" xmlns:cx="http://schemas.microsoft.com/office/drawing/2014/chartex" xmlns:cx1="http://schemas.microsoft.com/office/drawing/2015/9/8/chartex" xmlns:cx2="http://schemas.microsoft.com/office/drawing/2015/10/21/chartex" xmlns:cx3="http://schemas.microsoft.com/office/drawing/2016/5/9/chartex" xmlns:cx4="http://schemas.microsoft.com/office/drawing/2016/5/10/chartex" xmlns:cx5="http://schemas.microsoft.com/office/drawing/2016/5/11/chartex" xmlns:cx6="http://schemas.microsoft.com/office/drawing/2016/5/12/chartex" xmlns:cx7="http://schemas.microsoft.com/office/drawing/2016/5/13/chartex" xmlns:cx8="http://schemas.microsoft.com/office/drawing/2016/5/14/chartex" xmlns:mc="http://schemas.openxmlformats.org/markup-compatibility/2006" xmlns:aink="http://schemas.microsoft.com/office/drawing/2016/ink" xmlns:am3d="http://schemas.microsoft.com/office/drawing/2017/model3d" xmlns:o="urn:schemas-microsoft-com:office:office" xmlns:r="http://schemas.openxmlformats.org/officeDocument/2006/relationships" xmlns:m="http://schemas.openxmlformats.org/officeDocument/2006/math" xmlns:v="urn:schemas-microsoft-com:vml" xmlns:wp14="http://schemas.microsoft.com/office/word/2010/wordprocessingDrawing" xmlns:wp="http://schemas.openxmlformats.org/drawingml/2006/wordprocessingDrawing" xmlns:w10="urn:schemas-microsoft-com:office:word" xmlns:w="http://schemas.openxmlformats.org/wordprocessingml/2006/main" xmlns:w14="http://schemas.microsoft.com/office/word/2010/wordml" xmlns:w15="http://schemas.microsoft.com/office/word/2012/wordml" xmlns:w16cex="http://schemas.microsoft.com/office/word/2018/wordml/cex" xmlns:w16cid="http://schemas.microsoft.com/office/word/2016/wordml/cid" xmlns:w16="http://schemas.microsoft.com/office/word/2018/wordml" xmlns:w16sdtdh="http://schemas.microsoft.com/office/word/2020/wordml/sdtdatahash" xmlns:w16se="http://schemas.microsoft.com/office/word/2015/wordml/symex" xmlns:wpg="http://schemas.microsoft.com/office/word/2010/wordprocessingGroup" xmlns:wpi="http://schemas.microsoft.com/office/word/2010/wordprocessingInk" xmlns:wne="http://schemas.microsoft.com/office/word/2006/wordml" xmlns:wps="http://schemas.microsoft.com/office/word/2010/wordprocessingShape" mc:Ignorable="w14 w15 w16se w16cid w16 w16cex w16sdtdh wp14">
+  <w:p>
+    <w:pPr>
+      <w:pStyle w:val="Piedepgina"/>
+    </w:pPr>
+  </w:p>
+</w:ftr>
+</file>
+
+<file path=word/footnotes.xml><?xml version="1.0" encoding="utf-8"?>
+<w:footnotes xmlns:wpc="http://schemas.microsoft.com/office/word/2010/wordprocessingCanvas" xmlns:cx="http://schemas.microsoft.com/office/drawing/2014/chartex" xmlns:cx1="http://schemas.microsoft.com/office/drawing/2015/9/8/chartex" xmlns:cx2="http://schemas.microsoft.com/office/drawing/2015/10/21/chartex" xmlns:cx3="http://schemas.microsoft.com/office/drawing/2016/5/9/chartex" xmlns:cx4="http://schemas.microsoft.com/office/drawing/2016/5/10/chartex" xmlns:cx5="http://schemas.microsoft.com/office/drawing/2016/5/11/chartex" xmlns:cx6="http://schemas.microsoft.com/office/drawing/2016/5/12/chartex" xmlns:cx7="http://schemas.microsoft.com/office/drawing/2016/5/13/chartex" xmlns:cx8="http://schemas.microsoft.com/office/drawing/2016/5/14/chartex" xmlns:mc="http://schemas.openxmlformats.org/markup-compatibility/2006" xmlns:aink="http://schemas.microsoft.com/office/drawing/2016/ink" xmlns:am3d="http://schemas.microsoft.com/office/drawing/2017/model3d" xmlns:o="urn:schemas-microsoft-com:office:office" xmlns:r="http://schemas.openxmlformats.org/officeDocument/2006/relationships" xmlns:m="http://schemas.openxmlformats.org/officeDocument/2006/math" xmlns:v="urn:schemas-microsoft-com:vml" xmlns:wp14="http://schemas.microsoft.com/office/word/2010/wordprocessingDrawing" xmlns:wp="http://schemas.openxmlformats.org/drawingml/2006/wordprocessingDrawing" xmlns:w10="urn:schemas-microsoft-com:office:word" xmlns:w="http://schemas.openxmlformats.org/wordprocessingml/2006/main" xmlns:w14="http://schemas.microsoft.com/office/word/2010/wordml" xmlns:w15="http://schemas.microsoft.com/office/word/2012/wordml" xmlns:w16cex="http://schemas.microsoft.com/office/word/2018/wordml/cex" xmlns:w16cid="http://schemas.microsoft.com/office/word/2016/wordml/cid" xmlns:w16="http://schemas.microsoft.com/office/word/2018/wordml" xmlns:w16sdtdh="http://schemas.microsoft.com/office/word/2020/wordml/sdtdatahash" xmlns:w16se="http://schemas.microsoft.com/office/word/2015/wordml/symex" xmlns:wpg="http://schemas.microsoft.com/office/word/2010/wordprocessingGroup" xmlns:wpi="http://schemas.microsoft.com/office/word/2010/wordprocessingInk" xmlns:wne="http://schemas.microsoft.com/office/word/2006/wordml" xmlns:wps="http://schemas.microsoft.com/office/word/2010/wordprocessingShape" mc:Ignorable="w14 w15 w16se w16cid w16 w16cex w16sdtdh wp14">
+  <w:footnote w:type="separator" w:id="-1">
+    <w:p>
+      <w:r>
+        <w:separator/>
+      </w:r>
+    </w:p>
+  </w:footnote>
+  <w:footnote w:type="continuationSeparator" w:id="0">
+    <w:p>
+      <w:r>
+        <w:continuationSeparator/>
+      </w:r>
+    </w:p>
+  </w:footnote>
+</w:footnotes>
+</file>
+
+<file path=word/header1.xml><?xml version="1.0" encoding="utf-8"?>
+<w:hdr xmlns:wpc="http://schemas.microsoft.com/office/word/2010/wordprocessingCanvas" xmlns:cx="http://schemas.microsoft.com/office/drawing/2014/chartex" xmlns:cx1="http://schemas.microsoft.com/office/drawing/2015/9/8/chartex" xmlns:cx2="http://schemas.microsoft.com/office/drawing/2015/10/21/chartex" xmlns:cx3="http://schemas.microsoft.com/office/drawing/2016/5/9/chartex" xmlns:cx4="http://schemas.microsoft.com/office/drawing/2016/5/10/chartex" xmlns:cx5="http://schemas.microsoft.com/office/drawing/2016/5/11/chartex" xmlns:cx6="http://schemas.microsoft.com/office/drawing/2016/5/12/chartex" xmlns:cx7="http://schemas.microsoft.com/office/drawing/2016/5/13/chartex" xmlns:cx8="http://schemas.microsoft.com/office/drawing/2016/5/14/chartex" xmlns:mc="http://schemas.openxmlformats.org/markup-compatibility/2006" xmlns:aink="http://schemas.microsoft.com/office/drawing/2016/ink" xmlns:am3d="http://schemas.microsoft.com/office/drawing/2017/model3d" xmlns:o="urn:schemas-microsoft-com:office:office" xmlns:r="http://schemas.openxmlformats.org/officeDocument/2006/relationships" xmlns:m="http://schemas.openxmlformats.org/officeDocument/2006/math" xmlns:v="urn:schemas-microsoft-com:vml" xmlns:wp14="http://schemas.microsoft.com/office/word/2010/wordprocessingDrawing" xmlns:wp="http://schemas.openxmlformats.org/drawingml/2006/wordprocessingDrawing" xmlns:w10="urn:schemas-microsoft-com:office:word" xmlns:w="http://schemas.openxmlformats.org/wordprocessingml/2006/main" xmlns:w14="http://schemas.microsoft.com/office/word/2010/wordml" xmlns:w15="http://schemas.microsoft.com/office/word/2012/wordml" xmlns:w16cex="http://schemas.microsoft.com/office/word/2018/wordml/cex" xmlns:w16cid="http://schemas.microsoft.com/office/word/2016/wordml/cid" xmlns:w16="http://schemas.microsoft.com/office/word/2018/wordml" xmlns:w16sdtdh="http://schemas.microsoft.com/office/word/2020/wordml/sdtdatahash" xmlns:w16se="http://schemas.microsoft.com/office/word/2015/wordml/symex" xmlns:wpg="http://schemas.microsoft.com/office/word/2010/wordprocessingGroup" xmlns:wpi="http://schemas.microsoft.com/office/word/2010/wordprocessingInk" xmlns:wne="http://schemas.microsoft.com/office/word/2006/wordml" xmlns:wps="http://schemas.microsoft.com/office/word/2010/wordprocessingShape" mc:Ignorable="w14 w15 w16se w16cid w16 w16cex w16sdtdh wp14">
+  <w:p>
+    <w:pPr>
+      <w:pStyle w:val="Encabezado"/>
+    </w:pPr>
+  </w:p>
+</w:hdr>
+</file>
+
+<file path=word/header2.xml><?xml version="1.0" encoding="utf-8"?>
+<w:hdr xmlns:wpc="http://schemas.microsoft.com/office/word/2010/wordprocessingCanvas" xmlns:cx="http://schemas.microsoft.com/office/drawing/2014/chartex" xmlns:cx1="http://schemas.microsoft.com/office/drawing/2015/9/8/chartex" xmlns:cx2="http://schemas.microsoft.com/office/drawing/2015/10/21/chartex" xmlns:cx3="http://schemas.microsoft.com/office/drawing/2016/5/9/chartex" xmlns:cx4="http://schemas.microsoft.com/office/drawing/2016/5/10/chartex" xmlns:cx5="http://schemas.microsoft.com/office/drawing/2016/5/11/chartex" xmlns:cx6="http://schemas.microsoft.com/office/drawing/2016/5/12/chartex" xmlns:cx7="http://schemas.microsoft.com/office/drawing/2016/5/13/chartex" xmlns:cx8="http://schemas.microsoft.com/office/drawing/2016/5/14/chartex" xmlns:mc="http://schemas.openxmlformats.org/markup-compatibility/2006" xmlns:aink="http://schemas.microsoft.com/office/drawing/2016/ink" xmlns:am3d="http://schemas.microsoft.com/office/drawing/2017/model3d" xmlns:o="urn:schemas-microsoft-com:office:office" xmlns:r="http://schemas.openxmlformats.org/officeDocument/2006/relationships" xmlns:m="http://schemas.openxmlformats.org/officeDocument/2006/math" xmlns:v="urn:schemas-microsoft-com:vml" xmlns:wp14="http://schemas.microsoft.com/office/word/2010/wordprocessingDrawing" xmlns:wp="http://schemas.openxmlformats.org/drawingml/2006/wordprocessingDrawing" xmlns:w10="urn:schemas-microsoft-com:office:word" xmlns:w="http://schemas.openxmlformats.org/wordprocessingml/2006/main" xmlns:w14="http://schemas.microsoft.com/office/word/2010/wordml" xmlns:w15="http://schemas.microsoft.com/office/word/2012/wordml" xmlns:w16cex="http://schemas.microsoft.com/office/word/2018/wordml/cex" xmlns:w16cid="http://schemas.microsoft.com/office/word/2016/wordml/cid" xmlns:w16="http://schemas.microsoft.com/office/word/2018/wordml" xmlns:w16sdtdh="http://schemas.microsoft.com/office/word/2020/wordml/sdtdatahash" xmlns:w16se="http://schemas.microsoft.com/office/word/2015/wordml/symex" xmlns:wpg="http://schemas.microsoft.com/office/word/2010/wordprocessingGroup" xmlns:wpi="http://schemas.microsoft.com/office/word/2010/wordprocessingInk" xmlns:wne="http://schemas.microsoft.com/office/word/2006/wordml" xmlns:wps="http://schemas.microsoft.com/office/word/2010/wordprocessingShape" mc:Ignorable="w14 w15 w16se w16cid w16 w16cex w16sdtdh wp14">
+  <w:p>
+    <w:pPr>
+      <w:pStyle w:val="Encabezado"/>
+    </w:pPr>
+  </w:p>
+</w:hdr>
+</file>
+
+<file path=word/header3.xml><?xml version="1.0" encoding="utf-8"?>
+<w:hdr xmlns:wpc="http://schemas.microsoft.com/office/word/2010/wordprocessingCanvas" xmlns:cx="http://schemas.microsoft.com/office/drawing/2014/chartex" xmlns:cx1="http://schemas.microsoft.com/office/drawing/2015/9/8/chartex" xmlns:cx2="http://schemas.microsoft.com/office/drawing/2015/10/21/chartex" xmlns:cx3="http://schemas.microsoft.com/office/drawing/2016/5/9/chartex" xmlns:cx4="http://schemas.microsoft.com/office/drawing/2016/5/10/chartex" xmlns:cx5="http://schemas.microsoft.com/office/drawing/2016/5/11/chartex" xmlns:cx6="http://schemas.microsoft.com/office/drawing/2016/5/12/chartex" xmlns:cx7="http://schemas.microsoft.com/office/drawing/2016/5/13/chartex" xmlns:cx8="http://schemas.microsoft.com/office/drawing/2016/5/14/chartex" xmlns:mc="http://schemas.openxmlformats.org/markup-compatibility/2006" xmlns:aink="http://schemas.microsoft.com/office/drawing/2016/ink" xmlns:am3d="http://schemas.microsoft.com/office/drawing/2017/model3d" xmlns:o="urn:schemas-microsoft-com:office:office" xmlns:r="http://schemas.openxmlformats.org/officeDocument/2006/relationships" xmlns:m="http://schemas.openxmlformats.org/officeDocument/2006/math" xmlns:v="urn:schemas-microsoft-com:vml" xmlns:wp14="http://schemas.microsoft.com/office/word/2010/wordprocessingDrawing" xmlns:wp="http://schemas.openxmlformats.org/drawingml/2006/wordprocessingDrawing" xmlns:w10="urn:schemas-microsoft-com:office:word" xmlns:w="http://schemas.openxmlformats.org/wordprocessingml/2006/main" xmlns:w14="http://schemas.microsoft.com/office/word/2010/wordml" xmlns:w15="http://schemas.microsoft.com/office/word/2012/wordml" xmlns:w16cex="http://schemas.microsoft.com/office/word/2018/wordml/cex" xmlns:w16cid="http://schemas.microsoft.com/office/word/2016/wordml/cid" xmlns:w16="http://schemas.microsoft.com/office/word/2018/wordml" xmlns:w16sdtdh="http://schemas.microsoft.com/office/word/2020/wordml/sdtdatahash" xmlns:w16se="http://schemas.microsoft.com/office/word/2015/wordml/symex" xmlns:wpg="http://schemas.microsoft.com/office/word/2010/wordprocessingGroup" xmlns:wpi="http://schemas.microsoft.com/office/word/2010/wordprocessingInk" xmlns:wne="http://schemas.microsoft.com/office/word/2006/wordml" xmlns:wps="http://schemas.microsoft.com/office/word/2010/wordprocessingShape" mc:Ignorable="w14 w15 w16se w16cid w16 w16cex w16sdtdh wp14">
+  <w:p>
+    <w:pPr>
+      <w:pStyle w:val="Encabezado"/>
+    </w:pPr>
+  </w:p>
+</w:hdr>
+</file>
+
 <file path=word/styles.xml><?xml version="1.0" encoding="utf-8"?>
-<w:styles xmlns:r="http://schemas.openxmlformats.org/officeDocument/2006/relationships" xmlns:w="http://schemas.openxmlformats.org/wordprocessingml/2006/main">
+<w:styles xmlns:mc="http://schemas.openxmlformats.org/markup-compatibility/2006" xmlns:r="http://schemas.openxmlformats.org/officeDocument/2006/relationships" xmlns:w="http://schemas.openxmlformats.org/wordprocessingml/2006/main" xmlns:w14="http://schemas.microsoft.com/office/word/2010/wordml" xmlns:w15="http://schemas.microsoft.com/office/word/2012/wordml" xmlns:w16cex="http://schemas.microsoft.com/office/word/2018/wordml/cex" xmlns:w16cid="http://schemas.microsoft.com/office/word/2016/wordml/cid" xmlns:w16="http://schemas.microsoft.com/office/word/2018/wordml" xmlns:w16sdtdh="http://schemas.microsoft.com/office/word/2020/wordml/sdtdatahash" xmlns:w16se="http://schemas.microsoft.com/office/word/2015/wordml/symex" mc:Ignorable="w14 w15 w16se w16cid w16 w16cex w16sdtdh">
   <w:docDefaults>
     <w:rPrDefault>
       <w:rPr>
-        <w:rFonts w:cstheme="minorBidi" w:hAnsiTheme="minorHAnsi" w:eastAsiaTheme="minorHAnsi" w:asciiTheme="minorHAnsi"/>
+        <w:rFonts w:asciiTheme="minorHAnsi" w:eastAsiaTheme="minorHAnsi" w:hAnsiTheme="minorHAnsi" w:cstheme="minorBidi"/>
         <w:sz w:val="22"/>
         <w:szCs w:val="22"/>
-        <w:lang w:val="en-US" w:bidi="ar-SA" w:eastAsia="en-US"/>
+        <w:lang w:val="en-US" w:eastAsia="en-US" w:bidi="ar-SA"/>
       </w:rPr>
     </w:rPrDefault>
     <w:pPrDefault>
@@ -1340,19 +1613,423 @@
         <w:widowControl w:val="0"/>
         <w:autoSpaceDE w:val="0"/>
         <w:autoSpaceDN w:val="0"/>
-        <w:spacing w:lineRule="auto" w:line="240" w:before="0" w:after="0"/>
-        <w:ind w:left="0" w:right="0"/>
-        <w:jc w:val="left"/>
       </w:pPr>
     </w:pPrDefault>
   </w:docDefaults>
-  <w:style w:styleId="DefaultParagraphFont" w:default="1" w:type="character">
+  <w:latentStyles w:defLockedState="0" w:defUIPriority="99" w:defSemiHidden="0" w:defUnhideWhenUsed="0" w:defQFormat="0" w:count="376">
+    <w:lsdException w:name="Normal" w:uiPriority="0" w:qFormat="1"/>
+    <w:lsdException w:name="heading 1" w:uiPriority="9" w:qFormat="1"/>
+    <w:lsdException w:name="heading 2" w:semiHidden="1" w:uiPriority="9" w:unhideWhenUsed="1" w:qFormat="1"/>
+    <w:lsdException w:name="heading 3" w:semiHidden="1" w:uiPriority="9" w:unhideWhenUsed="1" w:qFormat="1"/>
+    <w:lsdException w:name="heading 4" w:semiHidden="1" w:uiPriority="9" w:unhideWhenUsed="1" w:qFormat="1"/>
+    <w:lsdException w:name="heading 5" w:semiHidden="1" w:uiPriority="9" w:unhideWhenUsed="1" w:qFormat="1"/>
+    <w:lsdException w:name="heading 6" w:semiHidden="1" w:uiPriority="9" w:unhideWhenUsed="1" w:qFormat="1"/>
+    <w:lsdException w:name="heading 7" w:semiHidden="1" w:uiPriority="9" w:unhideWhenUsed="1" w:qFormat="1"/>
+    <w:lsdException w:name="heading 8" w:semiHidden="1" w:uiPriority="9" w:unhideWhenUsed="1" w:qFormat="1"/>
+    <w:lsdException w:name="heading 9" w:semiHidden="1" w:uiPriority="9" w:unhideWhenUsed="1" w:qFormat="1"/>
+    <w:lsdException w:name="index 1" w:semiHidden="1" w:unhideWhenUsed="1"/>
+    <w:lsdException w:name="index 2" w:semiHidden="1" w:unhideWhenUsed="1"/>
+    <w:lsdException w:name="index 3" w:semiHidden="1" w:unhideWhenUsed="1"/>
+    <w:lsdException w:name="index 4" w:semiHidden="1" w:unhideWhenUsed="1"/>
+    <w:lsdException w:name="index 5" w:semiHidden="1" w:unhideWhenUsed="1"/>
+    <w:lsdException w:name="index 6" w:semiHidden="1" w:unhideWhenUsed="1"/>
+    <w:lsdException w:name="index 7" w:semiHidden="1" w:unhideWhenUsed="1"/>
+    <w:lsdException w:name="index 8" w:semiHidden="1" w:unhideWhenUsed="1"/>
+    <w:lsdException w:name="index 9" w:semiHidden="1" w:unhideWhenUsed="1"/>
+    <w:lsdException w:name="toc 1" w:semiHidden="1" w:uiPriority="39" w:unhideWhenUsed="1"/>
+    <w:lsdException w:name="toc 2" w:semiHidden="1" w:uiPriority="39" w:unhideWhenUsed="1"/>
+    <w:lsdException w:name="toc 3" w:semiHidden="1" w:uiPriority="39" w:unhideWhenUsed="1"/>
+    <w:lsdException w:name="toc 4" w:semiHidden="1" w:uiPriority="39" w:unhideWhenUsed="1"/>
+    <w:lsdException w:name="toc 5" w:semiHidden="1" w:uiPriority="39" w:unhideWhenUsed="1"/>
+    <w:lsdException w:name="toc 6" w:semiHidden="1" w:uiPriority="39" w:unhideWhenUsed="1"/>
+    <w:lsdException w:name="toc 7" w:semiHidden="1" w:uiPriority="39" w:unhideWhenUsed="1"/>
+    <w:lsdException w:name="toc 8" w:semiHidden="1" w:uiPriority="39" w:unhideWhenUsed="1"/>
+    <w:lsdException w:name="toc 9" w:semiHidden="1" w:uiPriority="39" w:unhideWhenUsed="1"/>
+    <w:lsdException w:name="Normal Indent" w:semiHidden="1" w:unhideWhenUsed="1"/>
+    <w:lsdException w:name="footnote text" w:semiHidden="1" w:unhideWhenUsed="1"/>
+    <w:lsdException w:name="annotation text" w:semiHidden="1" w:unhideWhenUsed="1"/>
+    <w:lsdException w:name="header" w:semiHidden="1" w:unhideWhenUsed="1"/>
+    <w:lsdException w:name="footer" w:semiHidden="1" w:unhideWhenUsed="1"/>
+    <w:lsdException w:name="index heading" w:semiHidden="1" w:unhideWhenUsed="1"/>
+    <w:lsdException w:name="caption" w:semiHidden="1" w:uiPriority="35" w:unhideWhenUsed="1" w:qFormat="1"/>
+    <w:lsdException w:name="table of figures" w:semiHidden="1" w:unhideWhenUsed="1"/>
+    <w:lsdException w:name="envelope address" w:semiHidden="1" w:unhideWhenUsed="1"/>
+    <w:lsdException w:name="envelope return" w:semiHidden="1" w:unhideWhenUsed="1"/>
+    <w:lsdException w:name="footnote reference" w:semiHidden="1" w:unhideWhenUsed="1"/>
+    <w:lsdException w:name="annotation reference" w:semiHidden="1" w:unhideWhenUsed="1"/>
+    <w:lsdException w:name="line number" w:semiHidden="1" w:unhideWhenUsed="1"/>
+    <w:lsdException w:name="page number" w:semiHidden="1" w:unhideWhenUsed="1"/>
+    <w:lsdException w:name="endnote reference" w:semiHidden="1" w:unhideWhenUsed="1"/>
+    <w:lsdException w:name="endnote text" w:semiHidden="1" w:unhideWhenUsed="1"/>
+    <w:lsdException w:name="table of authorities" w:semiHidden="1" w:unhideWhenUsed="1"/>
+    <w:lsdException w:name="macro" w:semiHidden="1" w:unhideWhenUsed="1"/>
+    <w:lsdException w:name="toa heading" w:semiHidden="1" w:unhideWhenUsed="1"/>
+    <w:lsdException w:name="List" w:semiHidden="1" w:unhideWhenUsed="1"/>
+    <w:lsdException w:name="List Bullet" w:semiHidden="1" w:unhideWhenUsed="1"/>
+    <w:lsdException w:name="List Number" w:semiHidden="1" w:unhideWhenUsed="1"/>
+    <w:lsdException w:name="List 2" w:semiHidden="1" w:unhideWhenUsed="1"/>
+    <w:lsdException w:name="List 3" w:semiHidden="1" w:unhideWhenUsed="1"/>
+    <w:lsdException w:name="List 4" w:semiHidden="1" w:unhideWhenUsed="1"/>
+    <w:lsdException w:name="List 5" w:semiHidden="1" w:unhideWhenUsed="1"/>
+    <w:lsdException w:name="List Bullet 2" w:semiHidden="1" w:unhideWhenUsed="1"/>
+    <w:lsdException w:name="List Bullet 3" w:semiHidden="1" w:unhideWhenUsed="1"/>
+    <w:lsdException w:name="List Bullet 4" w:semiHidden="1" w:unhideWhenUsed="1"/>
+    <w:lsdException w:name="List Bullet 5" w:semiHidden="1" w:unhideWhenUsed="1"/>
+    <w:lsdException w:name="List Number 2" w:semiHidden="1" w:unhideWhenUsed="1"/>
+    <w:lsdException w:name="List Number 3" w:semiHidden="1" w:unhideWhenUsed="1"/>
+    <w:lsdException w:name="List Number 4" w:semiHidden="1" w:unhideWhenUsed="1"/>
+    <w:lsdException w:name="List Number 5" w:semiHidden="1" w:unhideWhenUsed="1"/>
+    <w:lsdException w:name="Title" w:uiPriority="10" w:qFormat="1"/>
+    <w:lsdException w:name="Closing" w:semiHidden="1" w:unhideWhenUsed="1"/>
+    <w:lsdException w:name="Signature" w:semiHidden="1" w:unhideWhenUsed="1"/>
+    <w:lsdException w:name="Default Paragraph Font" w:semiHidden="1" w:uiPriority="1" w:unhideWhenUsed="1"/>
+    <w:lsdException w:name="Body Text" w:semiHidden="1" w:unhideWhenUsed="1"/>
+    <w:lsdException w:name="Body Text Indent" w:semiHidden="1" w:unhideWhenUsed="1"/>
+    <w:lsdException w:name="List Continue" w:semiHidden="1" w:unhideWhenUsed="1"/>
+    <w:lsdException w:name="List Continue 2" w:semiHidden="1" w:unhideWhenUsed="1"/>
+    <w:lsdException w:name="List Continue 3" w:semiHidden="1" w:unhideWhenUsed="1"/>
+    <w:lsdException w:name="List Continue 4" w:semiHidden="1" w:unhideWhenUsed="1"/>
+    <w:lsdException w:name="List Continue 5" w:semiHidden="1" w:unhideWhenUsed="1"/>
+    <w:lsdException w:name="Message Header" w:semiHidden="1" w:unhideWhenUsed="1"/>
+    <w:lsdException w:name="Subtitle" w:uiPriority="11" w:qFormat="1"/>
+    <w:lsdException w:name="Salutation" w:semiHidden="1" w:unhideWhenUsed="1"/>
+    <w:lsdException w:name="Date" w:semiHidden="1" w:unhideWhenUsed="1"/>
+    <w:lsdException w:name="Body Text First Indent" w:semiHidden="1" w:unhideWhenUsed="1"/>
+    <w:lsdException w:name="Body Text First Indent 2" w:semiHidden="1" w:unhideWhenUsed="1"/>
+    <w:lsdException w:name="Note Heading" w:semiHidden="1" w:unhideWhenUsed="1"/>
+    <w:lsdException w:name="Body Text 2" w:semiHidden="1" w:unhideWhenUsed="1"/>
+    <w:lsdException w:name="Body Text 3" w:semiHidden="1" w:unhideWhenUsed="1"/>
+    <w:lsdException w:name="Body Text Indent 2" w:semiHidden="1" w:unhideWhenUsed="1"/>
+    <w:lsdException w:name="Body Text Indent 3" w:semiHidden="1" w:unhideWhenUsed="1"/>
+    <w:lsdException w:name="Block Text" w:semiHidden="1" w:unhideWhenUsed="1"/>
+    <w:lsdException w:name="Hyperlink" w:semiHidden="1" w:unhideWhenUsed="1"/>
+    <w:lsdException w:name="FollowedHyperlink" w:semiHidden="1" w:unhideWhenUsed="1"/>
+    <w:lsdException w:name="Strong" w:uiPriority="22" w:qFormat="1"/>
+    <w:lsdException w:name="Emphasis" w:uiPriority="20" w:qFormat="1"/>
+    <w:lsdException w:name="Document Map" w:semiHidden="1" w:unhideWhenUsed="1"/>
+    <w:lsdException w:name="Plain Text" w:semiHidden="1" w:unhideWhenUsed="1"/>
+    <w:lsdException w:name="E-mail Signature" w:semiHidden="1" w:unhideWhenUsed="1"/>
+    <w:lsdException w:name="HTML Top of Form" w:semiHidden="1" w:unhideWhenUsed="1"/>
+    <w:lsdException w:name="HTML Bottom of Form" w:semiHidden="1" w:unhideWhenUsed="1"/>
+    <w:lsdException w:name="Normal (Web)" w:semiHidden="1" w:unhideWhenUsed="1"/>
+    <w:lsdException w:name="HTML Acronym" w:semiHidden="1" w:unhideWhenUsed="1"/>
+    <w:lsdException w:name="HTML Address" w:semiHidden="1" w:unhideWhenUsed="1"/>
+    <w:lsdException w:name="HTML Cite" w:semiHidden="1" w:unhideWhenUsed="1"/>
+    <w:lsdException w:name="HTML Code" w:semiHidden="1" w:unhideWhenUsed="1"/>
+    <w:lsdException w:name="HTML Definition" w:semiHidden="1" w:unhideWhenUsed="1"/>
+    <w:lsdException w:name="HTML Keyboard" w:semiHidden="1" w:unhideWhenUsed="1"/>
+    <w:lsdException w:name="HTML Preformatted" w:semiHidden="1" w:unhideWhenUsed="1"/>
+    <w:lsdException w:name="HTML Sample" w:semiHidden="1" w:unhideWhenUsed="1"/>
+    <w:lsdException w:name="HTML Typewriter" w:semiHidden="1" w:unhideWhenUsed="1"/>
+    <w:lsdException w:name="HTML Variable" w:semiHidden="1" w:unhideWhenUsed="1"/>
+    <w:lsdException w:name="Normal Table" w:semiHidden="1" w:unhideWhenUsed="1"/>
+    <w:lsdException w:name="annotation subject" w:semiHidden="1" w:unhideWhenUsed="1"/>
+    <w:lsdException w:name="No List" w:semiHidden="1" w:unhideWhenUsed="1"/>
+    <w:lsdException w:name="Outline List 1" w:semiHidden="1" w:unhideWhenUsed="1"/>
+    <w:lsdException w:name="Outline List 2" w:semiHidden="1" w:unhideWhenUsed="1"/>
+    <w:lsdException w:name="Outline List 3" w:semiHidden="1" w:unhideWhenUsed="1"/>
+    <w:lsdException w:name="Table Simple 1" w:semiHidden="1" w:unhideWhenUsed="1"/>
+    <w:lsdException w:name="Table Simple 2" w:semiHidden="1" w:unhideWhenUsed="1"/>
+    <w:lsdException w:name="Table Simple 3" w:semiHidden="1" w:unhideWhenUsed="1"/>
+    <w:lsdException w:name="Table Classic 1" w:semiHidden="1" w:unhideWhenUsed="1"/>
+    <w:lsdException w:name="Table Classic 2" w:semiHidden="1" w:unhideWhenUsed="1"/>
+    <w:lsdException w:name="Table Classic 3" w:semiHidden="1" w:unhideWhenUsed="1"/>
+    <w:lsdException w:name="Table Classic 4" w:semiHidden="1" w:unhideWhenUsed="1"/>
+    <w:lsdException w:name="Table Colorful 1" w:semiHidden="1" w:unhideWhenUsed="1"/>
+    <w:lsdException w:name="Table Colorful 2" w:semiHidden="1" w:unhideWhenUsed="1"/>
+    <w:lsdException w:name="Table Colorful 3" w:semiHidden="1" w:unhideWhenUsed="1"/>
+    <w:lsdException w:name="Table Columns 1" w:semiHidden="1" w:unhideWhenUsed="1"/>
+    <w:lsdException w:name="Table Columns 2" w:semiHidden="1" w:unhideWhenUsed="1"/>
+    <w:lsdException w:name="Table Columns 3" w:semiHidden="1" w:unhideWhenUsed="1"/>
+    <w:lsdException w:name="Table Columns 4" w:semiHidden="1" w:unhideWhenUsed="1"/>
+    <w:lsdException w:name="Table Columns 5" w:semiHidden="1" w:unhideWhenUsed="1"/>
+    <w:lsdException w:name="Table Grid 1" w:semiHidden="1" w:unhideWhenUsed="1"/>
+    <w:lsdException w:name="Table Grid 2" w:semiHidden="1" w:unhideWhenUsed="1"/>
+    <w:lsdException w:name="Table Grid 3" w:semiHidden="1" w:unhideWhenUsed="1"/>
+    <w:lsdException w:name="Table Grid 4" w:semiHidden="1" w:unhideWhenUsed="1"/>
+    <w:lsdException w:name="Table Grid 5" w:semiHidden="1" w:unhideWhenUsed="1"/>
+    <w:lsdException w:name="Table Grid 6" w:semiHidden="1" w:unhideWhenUsed="1"/>
+    <w:lsdException w:name="Table Grid 7" w:semiHidden="1" w:unhideWhenUsed="1"/>
+    <w:lsdException w:name="Table Grid 8" w:semiHidden="1" w:unhideWhenUsed="1"/>
+    <w:lsdException w:name="Table List 1" w:semiHidden="1" w:unhideWhenUsed="1"/>
+    <w:lsdException w:name="Table List 2" w:semiHidden="1" w:unhideWhenUsed="1"/>
+    <w:lsdException w:name="Table List 3" w:semiHidden="1" w:unhideWhenUsed="1"/>
+    <w:lsdException w:name="Table List 4" w:semiHidden="1" w:unhideWhenUsed="1"/>
+    <w:lsdException w:name="Table List 5" w:semiHidden="1" w:unhideWhenUsed="1"/>
+    <w:lsdException w:name="Table List 6" w:semiHidden="1" w:unhideWhenUsed="1"/>
+    <w:lsdException w:name="Table List 7" w:semiHidden="1" w:unhideWhenUsed="1"/>
+    <w:lsdException w:name="Table List 8" w:semiHidden="1" w:unhideWhenUsed="1"/>
+    <w:lsdException w:name="Table 3D effects 1" w:semiHidden="1" w:unhideWhenUsed="1"/>
+    <w:lsdException w:name="Table 3D effects 2" w:semiHidden="1" w:unhideWhenUsed="1"/>
+    <w:lsdException w:name="Table 3D effects 3" w:semiHidden="1" w:unhideWhenUsed="1"/>
+    <w:lsdException w:name="Table Contemporary" w:semiHidden="1" w:unhideWhenUsed="1"/>
+    <w:lsdException w:name="Table Elegant" w:semiHidden="1" w:unhideWhenUsed="1"/>
+    <w:lsdException w:name="Table Professional" w:semiHidden="1" w:unhideWhenUsed="1"/>
+    <w:lsdException w:name="Table Subtle 1" w:semiHidden="1" w:unhideWhenUsed="1"/>
+    <w:lsdException w:name="Table Subtle 2" w:semiHidden="1" w:unhideWhenUsed="1"/>
+    <w:lsdException w:name="Table Web 1" w:semiHidden="1" w:unhideWhenUsed="1"/>
+    <w:lsdException w:name="Table Web 2" w:semiHidden="1" w:unhideWhenUsed="1"/>
+    <w:lsdException w:name="Table Web 3" w:semiHidden="1" w:unhideWhenUsed="1"/>
+    <w:lsdException w:name="Balloon Text" w:semiHidden="1" w:unhideWhenUsed="1"/>
+    <w:lsdException w:name="Table Grid" w:uiPriority="39"/>
+    <w:lsdException w:name="Table Theme" w:semiHidden="1" w:unhideWhenUsed="1"/>
+    <w:lsdException w:name="Placeholder Text" w:semiHidden="1"/>
+    <w:lsdException w:name="No Spacing" w:uiPriority="1" w:qFormat="1"/>
+    <w:lsdException w:name="Light Shading" w:uiPriority="60"/>
+    <w:lsdException w:name="Light List" w:uiPriority="61"/>
+    <w:lsdException w:name="Light Grid" w:uiPriority="62"/>
+    <w:lsdException w:name="Medium Shading 1" w:uiPriority="63"/>
+    <w:lsdException w:name="Medium Shading 2" w:uiPriority="64"/>
+    <w:lsdException w:name="Medium List 1" w:uiPriority="65"/>
+    <w:lsdException w:name="Medium List 2" w:uiPriority="66"/>
+    <w:lsdException w:name="Medium Grid 1" w:uiPriority="67"/>
+    <w:lsdException w:name="Medium Grid 2" w:uiPriority="68"/>
+    <w:lsdException w:name="Medium Grid 3" w:uiPriority="69"/>
+    <w:lsdException w:name="Dark List" w:uiPriority="70"/>
+    <w:lsdException w:name="Colorful Shading" w:uiPriority="71"/>
+    <w:lsdException w:name="Colorful List" w:uiPriority="72"/>
+    <w:lsdException w:name="Colorful Grid" w:uiPriority="73"/>
+    <w:lsdException w:name="Light Shading Accent 1" w:uiPriority="60"/>
+    <w:lsdException w:name="Light List Accent 1" w:uiPriority="61"/>
+    <w:lsdException w:name="Light Grid Accent 1" w:uiPriority="62"/>
+    <w:lsdException w:name="Medium Shading 1 Accent 1" w:uiPriority="63"/>
+    <w:lsdException w:name="Medium Shading 2 Accent 1" w:uiPriority="64"/>
+    <w:lsdException w:name="Medium List 1 Accent 1" w:uiPriority="65"/>
+    <w:lsdException w:name="Revision" w:semiHidden="1"/>
+    <w:lsdException w:name="List Paragraph" w:uiPriority="34" w:qFormat="1"/>
+    <w:lsdException w:name="Quote" w:uiPriority="29" w:qFormat="1"/>
+    <w:lsdException w:name="Intense Quote" w:uiPriority="30" w:qFormat="1"/>
+    <w:lsdException w:name="Medium List 2 Accent 1" w:uiPriority="66"/>
+    <w:lsdException w:name="Medium Grid 1 Accent 1" w:uiPriority="67"/>
+    <w:lsdException w:name="Medium Grid 2 Accent 1" w:uiPriority="68"/>
+    <w:lsdException w:name="Medium Grid 3 Accent 1" w:uiPriority="69"/>
+    <w:lsdException w:name="Dark List Accent 1" w:uiPriority="70"/>
+    <w:lsdException w:name="Colorful Shading Accent 1" w:uiPriority="71"/>
+    <w:lsdException w:name="Colorful List Accent 1" w:uiPriority="72"/>
+    <w:lsdException w:name="Colorful Grid Accent 1" w:uiPriority="73"/>
+    <w:lsdException w:name="Light Shading Accent 2" w:uiPriority="60"/>
+    <w:lsdException w:name="Light List Accent 2" w:uiPriority="61"/>
+    <w:lsdException w:name="Light Grid Accent 2" w:uiPriority="62"/>
+    <w:lsdException w:name="Medium Shading 1 Accent 2" w:uiPriority="63"/>
+    <w:lsdException w:name="Medium Shading 2 Accent 2" w:uiPriority="64"/>
+    <w:lsdException w:name="Medium List 1 Accent 2" w:uiPriority="65"/>
+    <w:lsdException w:name="Medium List 2 Accent 2" w:uiPriority="66"/>
+    <w:lsdException w:name="Medium Grid 1 Accent 2" w:uiPriority="67"/>
+    <w:lsdException w:name="Medium Grid 2 Accent 2" w:uiPriority="68"/>
+    <w:lsdException w:name="Medium Grid 3 Accent 2" w:uiPriority="69"/>
+    <w:lsdException w:name="Dark List Accent 2" w:uiPriority="70"/>
+    <w:lsdException w:name="Colorful Shading Accent 2" w:uiPriority="71"/>
+    <w:lsdException w:name="Colorful List Accent 2" w:uiPriority="72"/>
+    <w:lsdException w:name="Colorful Grid Accent 2" w:uiPriority="73"/>
+    <w:lsdException w:name="Light Shading Accent 3" w:uiPriority="60"/>
+    <w:lsdException w:name="Light List Accent 3" w:uiPriority="61"/>
+    <w:lsdException w:name="Light Grid Accent 3" w:uiPriority="62"/>
+    <w:lsdException w:name="Medium Shading 1 Accent 3" w:uiPriority="63"/>
+    <w:lsdException w:name="Medium Shading 2 Accent 3" w:uiPriority="64"/>
+    <w:lsdException w:name="Medium List 1 Accent 3" w:uiPriority="65"/>
+    <w:lsdException w:name="Medium List 2 Accent 3" w:uiPriority="66"/>
+    <w:lsdException w:name="Medium Grid 1 Accent 3" w:uiPriority="67"/>
+    <w:lsdException w:name="Medium Grid 2 Accent 3" w:uiPriority="68"/>
+    <w:lsdException w:name="Medium Grid 3 Accent 3" w:uiPriority="69"/>
+    <w:lsdException w:name="Dark List Accent 3" w:uiPriority="70"/>
+    <w:lsdException w:name="Colorful Shading Accent 3" w:uiPriority="71"/>
+    <w:lsdException w:name="Colorful List Accent 3" w:uiPriority="72"/>
+    <w:lsdException w:name="Colorful Grid Accent 3" w:uiPriority="73"/>
+    <w:lsdException w:name="Light Shading Accent 4" w:uiPriority="60"/>
+    <w:lsdException w:name="Light List Accent 4" w:uiPriority="61"/>
+    <w:lsdException w:name="Light Grid Accent 4" w:uiPriority="62"/>
+    <w:lsdException w:name="Medium Shading 1 Accent 4" w:uiPriority="63"/>
+    <w:lsdException w:name="Medium Shading 2 Accent 4" w:uiPriority="64"/>
+    <w:lsdException w:name="Medium List 1 Accent 4" w:uiPriority="65"/>
+    <w:lsdException w:name="Medium List 2 Accent 4" w:uiPriority="66"/>
+    <w:lsdException w:name="Medium Grid 1 Accent 4" w:uiPriority="67"/>
+    <w:lsdException w:name="Medium Grid 2 Accent 4" w:uiPriority="68"/>
+    <w:lsdException w:name="Medium Grid 3 Accent 4" w:uiPriority="69"/>
+    <w:lsdException w:name="Dark List Accent 4" w:uiPriority="70"/>
+    <w:lsdException w:name="Colorful Shading Accent 4" w:uiPriority="71"/>
+    <w:lsdException w:name="Colorful List Accent 4" w:uiPriority="72"/>
+    <w:lsdException w:name="Colorful Grid Accent 4" w:uiPriority="73"/>
+    <w:lsdException w:name="Light Shading Accent 5" w:uiPriority="60"/>
+    <w:lsdException w:name="Light List Accent 5" w:uiPriority="61"/>
+    <w:lsdException w:name="Light Grid Accent 5" w:uiPriority="62"/>
+    <w:lsdException w:name="Medium Shading 1 Accent 5" w:uiPriority="63"/>
+    <w:lsdException w:name="Medium Shading 2 Accent 5" w:uiPriority="64"/>
+    <w:lsdException w:name="Medium List 1 Accent 5" w:uiPriority="65"/>
+    <w:lsdException w:name="Medium List 2 Accent 5" w:uiPriority="66"/>
+    <w:lsdException w:name="Medium Grid 1 Accent 5" w:uiPriority="67"/>
+    <w:lsdException w:name="Medium Grid 2 Accent 5" w:uiPriority="68"/>
+    <w:lsdException w:name="Medium Grid 3 Accent 5" w:uiPriority="69"/>
+    <w:lsdException w:name="Dark List Accent 5" w:uiPriority="70"/>
+    <w:lsdException w:name="Colorful Shading Accent 5" w:uiPriority="71"/>
+    <w:lsdException w:name="Colorful List Accent 5" w:uiPriority="72"/>
+    <w:lsdException w:name="Colorful Grid Accent 5" w:uiPriority="73"/>
+    <w:lsdException w:name="Light Shading Accent 6" w:uiPriority="60"/>
+    <w:lsdException w:name="Light List Accent 6" w:uiPriority="61"/>
+    <w:lsdException w:name="Light Grid Accent 6" w:uiPriority="62"/>
+    <w:lsdException w:name="Medium Shading 1 Accent 6" w:uiPriority="63"/>
+    <w:lsdException w:name="Medium Shading 2 Accent 6" w:uiPriority="64"/>
+    <w:lsdException w:name="Medium List 1 Accent 6" w:uiPriority="65"/>
+    <w:lsdException w:name="Medium List 2 Accent 6" w:uiPriority="66"/>
+    <w:lsdException w:name="Medium Grid 1 Accent 6" w:uiPriority="67"/>
+    <w:lsdException w:name="Medium Grid 2 Accent 6" w:uiPriority="68"/>
+    <w:lsdException w:name="Medium Grid 3 Accent 6" w:uiPriority="69"/>
+    <w:lsdException w:name="Dark List Accent 6" w:uiPriority="70"/>
+    <w:lsdException w:name="Colorful Shading Accent 6" w:uiPriority="71"/>
+    <w:lsdException w:name="Colorful List Accent 6" w:uiPriority="72"/>
+    <w:lsdException w:name="Colorful Grid Accent 6" w:uiPriority="73"/>
+    <w:lsdException w:name="Subtle Emphasis" w:uiPriority="19" w:qFormat="1"/>
+    <w:lsdException w:name="Intense Emphasis" w:uiPriority="21" w:qFormat="1"/>
+    <w:lsdException w:name="Subtle Reference" w:uiPriority="31" w:qFormat="1"/>
+    <w:lsdException w:name="Intense Reference" w:uiPriority="32" w:qFormat="1"/>
+    <w:lsdException w:name="Book Title" w:uiPriority="33" w:qFormat="1"/>
+    <w:lsdException w:name="Bibliography" w:semiHidden="1" w:uiPriority="37" w:unhideWhenUsed="1"/>
+    <w:lsdException w:name="TOC Heading" w:semiHidden="1" w:uiPriority="39" w:unhideWhenUsed="1" w:qFormat="1"/>
+    <w:lsdException w:name="Plain Table 1" w:uiPriority="41"/>
+    <w:lsdException w:name="Plain Table 2" w:uiPriority="42"/>
+    <w:lsdException w:name="Plain Table 3" w:uiPriority="43"/>
+    <w:lsdException w:name="Plain Table 4" w:uiPriority="44"/>
+    <w:lsdException w:name="Plain Table 5" w:uiPriority="45"/>
+    <w:lsdException w:name="Grid Table Light" w:uiPriority="40"/>
+    <w:lsdException w:name="Grid Table 1 Light" w:uiPriority="46"/>
+    <w:lsdException w:name="Grid Table 2" w:uiPriority="47"/>
+    <w:lsdException w:name="Grid Table 3" w:uiPriority="48"/>
+    <w:lsdException w:name="Grid Table 4" w:uiPriority="49"/>
+    <w:lsdException w:name="Grid Table 5 Dark" w:uiPriority="50"/>
+    <w:lsdException w:name="Grid Table 6 Colorful" w:uiPriority="51"/>
+    <w:lsdException w:name="Grid Table 7 Colorful" w:uiPriority="52"/>
+    <w:lsdException w:name="Grid Table 1 Light Accent 1" w:uiPriority="46"/>
+    <w:lsdException w:name="Grid Table 2 Accent 1" w:uiPriority="47"/>
+    <w:lsdException w:name="Grid Table 3 Accent 1" w:uiPriority="48"/>
+    <w:lsdException w:name="Grid Table 4 Accent 1" w:uiPriority="49"/>
+    <w:lsdException w:name="Grid Table 5 Dark Accent 1" w:uiPriority="50"/>
+    <w:lsdException w:name="Grid Table 6 Colorful Accent 1" w:uiPriority="51"/>
+    <w:lsdException w:name="Grid Table 7 Colorful Accent 1" w:uiPriority="52"/>
+    <w:lsdException w:name="Grid Table 1 Light Accent 2" w:uiPriority="46"/>
+    <w:lsdException w:name="Grid Table 2 Accent 2" w:uiPriority="47"/>
+    <w:lsdException w:name="Grid Table 3 Accent 2" w:uiPriority="48"/>
+    <w:lsdException w:name="Grid Table 4 Accent 2" w:uiPriority="49"/>
+    <w:lsdException w:name="Grid Table 5 Dark Accent 2" w:uiPriority="50"/>
+    <w:lsdException w:name="Grid Table 6 Colorful Accent 2" w:uiPriority="51"/>
+    <w:lsdException w:name="Grid Table 7 Colorful Accent 2" w:uiPriority="52"/>
+    <w:lsdException w:name="Grid Table 1 Light Accent 3" w:uiPriority="46"/>
+    <w:lsdException w:name="Grid Table 2 Accent 3" w:uiPriority="47"/>
+    <w:lsdException w:name="Grid Table 3 Accent 3" w:uiPriority="48"/>
+    <w:lsdException w:name="Grid Table 4 Accent 3" w:uiPriority="49"/>
+    <w:lsdException w:name="Grid Table 5 Dark Accent 3" w:uiPriority="50"/>
+    <w:lsdException w:name="Grid Table 6 Colorful Accent 3" w:uiPriority="51"/>
+    <w:lsdException w:name="Grid Table 7 Colorful Accent 3" w:uiPriority="52"/>
+    <w:lsdException w:name="Grid Table 1 Light Accent 4" w:uiPriority="46"/>
+    <w:lsdException w:name="Grid Table 2 Accent 4" w:uiPriority="47"/>
+    <w:lsdException w:name="Grid Table 3 Accent 4" w:uiPriority="48"/>
+    <w:lsdException w:name="Grid Table 4 Accent 4" w:uiPriority="49"/>
+    <w:lsdException w:name="Grid Table 5 Dark Accent 4" w:uiPriority="50"/>
+    <w:lsdException w:name="Grid Table 6 Colorful Accent 4" w:uiPriority="51"/>
+    <w:lsdException w:name="Grid Table 7 Colorful Accent 4" w:uiPriority="52"/>
+    <w:lsdException w:name="Grid Table 1 Light Accent 5" w:uiPriority="46"/>
+    <w:lsdException w:name="Grid Table 2 Accent 5" w:uiPriority="47"/>
+    <w:lsdException w:name="Grid Table 3 Accent 5" w:uiPriority="48"/>
+    <w:lsdException w:name="Grid Table 4 Accent 5" w:uiPriority="49"/>
+    <w:lsdException w:name="Grid Table 5 Dark Accent 5" w:uiPriority="50"/>
+    <w:lsdException w:name="Grid Table 6 Colorful Accent 5" w:uiPriority="51"/>
+    <w:lsdException w:name="Grid Table 7 Colorful Accent 5" w:uiPriority="52"/>
+    <w:lsdException w:name="Grid Table 1 Light Accent 6" w:uiPriority="46"/>
+    <w:lsdException w:name="Grid Table 2 Accent 6" w:uiPriority="47"/>
+    <w:lsdException w:name="Grid Table 3 Accent 6" w:uiPriority="48"/>
+    <w:lsdException w:name="Grid Table 4 Accent 6" w:uiPriority="49"/>
+    <w:lsdException w:name="Grid Table 5 Dark Accent 6" w:uiPriority="50"/>
+    <w:lsdException w:name="Grid Table 6 Colorful Accent 6" w:uiPriority="51"/>
+    <w:lsdException w:name="Grid Table 7 Colorful Accent 6" w:uiPriority="52"/>
+    <w:lsdException w:name="List Table 1 Light" w:uiPriority="46"/>
+    <w:lsdException w:name="List Table 2" w:uiPriority="47"/>
+    <w:lsdException w:name="List Table 3" w:uiPriority="48"/>
+    <w:lsdException w:name="List Table 4" w:uiPriority="49"/>
+    <w:lsdException w:name="List Table 5 Dark" w:uiPriority="50"/>
+    <w:lsdException w:name="List Table 6 Colorful" w:uiPriority="51"/>
+    <w:lsdException w:name="List Table 7 Colorful" w:uiPriority="52"/>
+    <w:lsdException w:name="List Table 1 Light Accent 1" w:uiPriority="46"/>
+    <w:lsdException w:name="List Table 2 Accent 1" w:uiPriority="47"/>
+    <w:lsdException w:name="List Table 3 Accent 1" w:uiPriority="48"/>
+    <w:lsdException w:name="List Table 4 Accent 1" w:uiPriority="49"/>
+    <w:lsdException w:name="List Table 5 Dark Accent 1" w:uiPriority="50"/>
+    <w:lsdException w:name="List Table 6 Colorful Accent 1" w:uiPriority="51"/>
+    <w:lsdException w:name="List Table 7 Colorful Accent 1" w:uiPriority="52"/>
+    <w:lsdException w:name="List Table 1 Light Accent 2" w:uiPriority="46"/>
+    <w:lsdException w:name="List Table 2 Accent 2" w:uiPriority="47"/>
+    <w:lsdException w:name="List Table 3 Accent 2" w:uiPriority="48"/>
+    <w:lsdException w:name="List Table 4 Accent 2" w:uiPriority="49"/>
+    <w:lsdException w:name="List Table 5 Dark Accent 2" w:uiPriority="50"/>
+    <w:lsdException w:name="List Table 6 Colorful Accent 2" w:uiPriority="51"/>
+    <w:lsdException w:name="List Table 7 Colorful Accent 2" w:uiPriority="52"/>
+    <w:lsdException w:name="List Table 1 Light Accent 3" w:uiPriority="46"/>
+    <w:lsdException w:name="List Table 2 Accent 3" w:uiPriority="47"/>
+    <w:lsdException w:name="List Table 3 Accent 3" w:uiPriority="48"/>
+    <w:lsdException w:name="List Table 4 Accent 3" w:uiPriority="49"/>
+    <w:lsdException w:name="List Table 5 Dark Accent 3" w:uiPriority="50"/>
+    <w:lsdException w:name="List Table 6 Colorful Accent 3" w:uiPriority="51"/>
+    <w:lsdException w:name="List Table 7 Colorful Accent 3" w:uiPriority="52"/>
+    <w:lsdException w:name="List Table 1 Light Accent 4" w:uiPriority="46"/>
+    <w:lsdException w:name="List Table 2 Accent 4" w:uiPriority="47"/>
+    <w:lsdException w:name="List Table 3 Accent 4" w:uiPriority="48"/>
+    <w:lsdException w:name="List Table 4 Accent 4" w:uiPriority="49"/>
+    <w:lsdException w:name="List Table 5 Dark Accent 4" w:uiPriority="50"/>
+    <w:lsdException w:name="List Table 6 Colorful Accent 4" w:uiPriority="51"/>
+    <w:lsdException w:name="List Table 7 Colorful Accent 4" w:uiPriority="52"/>
+    <w:lsdException w:name="List Table 1 Light Accent 5" w:uiPriority="46"/>
+    <w:lsdException w:name="List Table 2 Accent 5" w:uiPriority="47"/>
+    <w:lsdException w:name="List Table 3 Accent 5" w:uiPriority="48"/>
+    <w:lsdException w:name="List Table 4 Accent 5" w:uiPriority="49"/>
+    <w:lsdException w:name="List Table 5 Dark Accent 5" w:uiPriority="50"/>
+    <w:lsdException w:name="List Table 6 Colorful Accent 5" w:uiPriority="51"/>
+    <w:lsdException w:name="List Table 7 Colorful Accent 5" w:uiPriority="52"/>
+    <w:lsdException w:name="List Table 1 Light Accent 6" w:uiPriority="46"/>
+    <w:lsdException w:name="List Table 2 Accent 6" w:uiPriority="47"/>
+    <w:lsdException w:name="List Table 3 Accent 6" w:uiPriority="48"/>
+    <w:lsdException w:name="List Table 4 Accent 6" w:uiPriority="49"/>
+    <w:lsdException w:name="List Table 5 Dark Accent 6" w:uiPriority="50"/>
+    <w:lsdException w:name="List Table 6 Colorful Accent 6" w:uiPriority="51"/>
+    <w:lsdException w:name="List Table 7 Colorful Accent 6" w:uiPriority="52"/>
+    <w:lsdException w:name="Mention" w:semiHidden="1" w:unhideWhenUsed="1"/>
+    <w:lsdException w:name="Smart Hyperlink" w:semiHidden="1" w:unhideWhenUsed="1"/>
+    <w:lsdException w:name="Hashtag" w:semiHidden="1" w:unhideWhenUsed="1"/>
+    <w:lsdException w:name="Unresolved Mention" w:semiHidden="1" w:unhideWhenUsed="1"/>
+    <w:lsdException w:name="Smart Link" w:semiHidden="1" w:unhideWhenUsed="1"/>
+  </w:latentStyles>
+  <w:style w:type="paragraph" w:default="1" w:styleId="Normal">
+    <w:name w:val="Normal"/>
+    <w:qFormat/>
+    <w:rPr>
+      <w:rFonts w:ascii="Arial MT" w:eastAsia="Arial MT" w:hAnsi="Arial MT" w:cs="Arial MT"/>
+      <w:lang w:val="es-ES"/>
+    </w:rPr>
+  </w:style>
+  <w:style w:type="character" w:default="1" w:styleId="Fuentedeprrafopredeter">
     <w:name w:val="Default Paragraph Font"/>
     <w:uiPriority w:val="1"/>
     <w:semiHidden/>
     <w:unhideWhenUsed/>
   </w:style>
-  <w:style w:styleId="TableNormal" w:default="1" w:type="table">
+  <w:style w:type="table" w:default="1" w:styleId="Tablanormal">
+    <w:name w:val="Normal Table"/>
+    <w:uiPriority w:val="99"/>
+    <w:semiHidden/>
+    <w:unhideWhenUsed/>
+    <w:tblPr>
+      <w:tblInd w:w="0" w:type="dxa"/>
+      <w:tblCellMar>
+        <w:top w:w="0" w:type="dxa"/>
+        <w:left w:w="108" w:type="dxa"/>
+        <w:bottom w:w="0" w:type="dxa"/>
+        <w:right w:w="108" w:type="dxa"/>
+      </w:tblCellMar>
+    </w:tblPr>
+  </w:style>
+  <w:style w:type="numbering" w:default="1" w:styleId="Sinlista">
+    <w:name w:val="No List"/>
+    <w:uiPriority w:val="99"/>
+    <w:semiHidden/>
+    <w:unhideWhenUsed/>
+  </w:style>
+  <w:style w:type="table" w:customStyle="1" w:styleId="TableNormal">
     <w:name w:val="Table Normal"/>
     <w:uiPriority w:val="2"/>
     <w:semiHidden/>
@@ -1368,71 +2045,95 @@
       </w:tblCellMar>
     </w:tblPr>
   </w:style>
-  <w:style w:styleId="NoList" w:default="1" w:type="numbering">
-    <w:name w:val="No List"/>
-    <w:uiPriority w:val="99"/>
-    <w:semiHidden/>
-    <w:unhideWhenUsed/>
-  </w:style>
-  <w:style w:default="1" w:styleId="Normal" w:type="paragraph">
-    <w:name w:val="Normal"/>
-    <w:uiPriority w:val="1"/>
-    <w:qFormat/>
-    <w:pPr/>
-    <w:rPr>
-      <w:rFonts w:ascii="Arial MT" w:hAnsi="Arial MT" w:eastAsia="Arial MT" w:cs="Arial MT"/>
-      <w:lang w:val="es-ES" w:eastAsia="en-US" w:bidi="ar-SA"/>
-    </w:rPr>
-  </w:style>
-  <w:style w:styleId="BodyText" w:type="paragraph">
+  <w:style w:type="paragraph" w:styleId="Textoindependiente">
     <w:name w:val="Body Text"/>
     <w:basedOn w:val="Normal"/>
     <w:uiPriority w:val="1"/>
     <w:qFormat/>
-    <w:pPr/>
     <w:rPr>
-      <w:rFonts w:ascii="Arial MT" w:hAnsi="Arial MT" w:eastAsia="Arial MT" w:cs="Arial MT"/>
       <w:sz w:val="20"/>
       <w:szCs w:val="20"/>
-      <w:lang w:val="es-ES" w:eastAsia="en-US" w:bidi="ar-SA"/>
     </w:rPr>
   </w:style>
-  <w:style w:styleId="Title" w:type="paragraph">
+  <w:style w:type="paragraph" w:styleId="Ttulo">
     <w:name w:val="Title"/>
     <w:basedOn w:val="Normal"/>
-    <w:uiPriority w:val="1"/>
+    <w:uiPriority w:val="10"/>
     <w:qFormat/>
     <w:pPr>
       <w:ind w:left="2537"/>
     </w:pPr>
     <w:rPr>
-      <w:rFonts w:ascii="Arial" w:hAnsi="Arial" w:eastAsia="Arial" w:cs="Arial"/>
+      <w:rFonts w:ascii="Arial" w:eastAsia="Arial" w:hAnsi="Arial" w:cs="Arial"/>
       <w:b/>
       <w:bCs/>
       <w:sz w:val="28"/>
       <w:szCs w:val="28"/>
-      <w:lang w:val="es-ES" w:eastAsia="en-US" w:bidi="ar-SA"/>
     </w:rPr>
   </w:style>
-  <w:style w:styleId="ListParagraph" w:type="paragraph">
+  <w:style w:type="paragraph" w:styleId="Prrafodelista">
     <w:name w:val="List Paragraph"/>
     <w:basedOn w:val="Normal"/>
     <w:uiPriority w:val="1"/>
     <w:qFormat/>
-    <w:pPr/>
-    <w:rPr>
-      <w:lang w:val="es-ES" w:eastAsia="en-US" w:bidi="ar-SA"/>
-    </w:rPr>
   </w:style>
-  <w:style w:styleId="TableParagraph" w:type="paragraph">
+  <w:style w:type="paragraph" w:customStyle="1" w:styleId="TableParagraph">
     <w:name w:val="Table Paragraph"/>
     <w:basedOn w:val="Normal"/>
     <w:uiPriority w:val="1"/>
     <w:qFormat/>
-    <w:pPr/>
     <w:rPr>
-      <w:rFonts w:ascii="Calibri" w:hAnsi="Calibri" w:eastAsia="Calibri" w:cs="Calibri"/>
-      <w:lang w:val="es-ES" w:eastAsia="en-US" w:bidi="ar-SA"/>
+      <w:rFonts w:ascii="Calibri" w:eastAsia="Calibri" w:hAnsi="Calibri" w:cs="Calibri"/>
+    </w:rPr>
+  </w:style>
+  <w:style w:type="paragraph" w:styleId="Encabezado">
+    <w:name w:val="header"/>
+    <w:basedOn w:val="Normal"/>
+    <w:link w:val="EncabezadoCar"/>
+    <w:uiPriority w:val="99"/>
+    <w:unhideWhenUsed/>
+    <w:rsid w:val="00562A76"/>
+    <w:pPr>
+      <w:tabs>
+        <w:tab w:val="center" w:pos="4252"/>
+        <w:tab w:val="right" w:pos="8504"/>
+      </w:tabs>
+    </w:pPr>
+  </w:style>
+  <w:style w:type="character" w:customStyle="1" w:styleId="EncabezadoCar">
+    <w:name w:val="Encabezado Car"/>
+    <w:basedOn w:val="Fuentedeprrafopredeter"/>
+    <w:link w:val="Encabezado"/>
+    <w:uiPriority w:val="99"/>
+    <w:rsid w:val="00562A76"/>
+    <w:rPr>
+      <w:rFonts w:ascii="Arial MT" w:eastAsia="Arial MT" w:hAnsi="Arial MT" w:cs="Arial MT"/>
+      <w:lang w:val="es-ES"/>
+    </w:rPr>
+  </w:style>
+  <w:style w:type="paragraph" w:styleId="Piedepgina">
+    <w:name w:val="footer"/>
+    <w:basedOn w:val="Normal"/>
+    <w:link w:val="PiedepginaCar"/>
+    <w:uiPriority w:val="99"/>
+    <w:unhideWhenUsed/>
+    <w:rsid w:val="00562A76"/>
+    <w:pPr>
+      <w:tabs>
+        <w:tab w:val="center" w:pos="4252"/>
+        <w:tab w:val="right" w:pos="8504"/>
+      </w:tabs>
+    </w:pPr>
+  </w:style>
+  <w:style w:type="character" w:customStyle="1" w:styleId="PiedepginaCar">
+    <w:name w:val="Pie de página Car"/>
+    <w:basedOn w:val="Fuentedeprrafopredeter"/>
+    <w:link w:val="Piedepgina"/>
+    <w:uiPriority w:val="99"/>
+    <w:rsid w:val="00562A76"/>
+    <w:rPr>
+      <w:rFonts w:ascii="Arial MT" w:eastAsia="Arial MT" w:hAnsi="Arial MT" w:cs="Arial MT"/>
+      <w:lang w:val="es-ES"/>
     </w:rPr>
   </w:style>
 </w:styles>
